--- a/Dokumentacija.docx
+++ b/Dokumentacija.docx
@@ -648,17 +648,395 @@
     <w:p>
       <w:pPr>
         <w:pStyle w:val="Heading1"/>
-      </w:pPr>
+        <w:numPr>
+          <w:ilvl w:val="0"/>
+          <w:numId w:val="2"/>
+        </w:numPr>
+      </w:pPr>
+      <w:proofErr w:type="spellStart"/>
       <w:r>
         <w:lastRenderedPageBreak/>
-        <w:t>Opis problema</w:t>
-      </w:r>
+        <w:t>Opis</w:t>
+      </w:r>
+      <w:proofErr w:type="spellEnd"/>
+      <w:r>
+        <w:t xml:space="preserve"> </w:t>
+      </w:r>
+      <w:proofErr w:type="spellStart"/>
+      <w:r>
+        <w:t>problema</w:t>
+      </w:r>
+      <w:proofErr w:type="spellEnd"/>
     </w:p>
     <w:p/>
     <w:p>
-      <w:r>
-        <w:t xml:space="preserve">Knapsack 0-1 problem, ili problem ranca, je jedan od klasičnih problema kombinatorne optimizacije sa mnogo primene u stvarnom životu. Često je korišćen u računarstvu, teoriji algoritama i operacionim istraživanjima. Postavka problema je sledeća: dat je skup predmeta, gde je svaki predmet opisan težinom i vrednošću. I dat je ranac u koji se mogu dodavati predmeti ukoliko njihova težina ne prelazi zadati kapacitet ranca - </w:t>
-      </w:r>
+      <w:pPr>
+        <w:ind w:firstLine="360"/>
+      </w:pPr>
+      <w:r>
+        <w:t xml:space="preserve">Knapsack 0-1 problem, </w:t>
+      </w:r>
+      <w:proofErr w:type="spellStart"/>
+      <w:r>
+        <w:t>ili</w:t>
+      </w:r>
+      <w:proofErr w:type="spellEnd"/>
+      <w:r>
+        <w:t xml:space="preserve"> problem </w:t>
+      </w:r>
+      <w:proofErr w:type="spellStart"/>
+      <w:r>
+        <w:t>ranca</w:t>
+      </w:r>
+      <w:proofErr w:type="spellEnd"/>
+      <w:r>
+        <w:t xml:space="preserve">, je </w:t>
+      </w:r>
+      <w:proofErr w:type="spellStart"/>
+      <w:r>
+        <w:t>jedan</w:t>
+      </w:r>
+      <w:proofErr w:type="spellEnd"/>
+      <w:r>
+        <w:t xml:space="preserve"> od </w:t>
+      </w:r>
+      <w:proofErr w:type="spellStart"/>
+      <w:r>
+        <w:t>klasičnih</w:t>
+      </w:r>
+      <w:proofErr w:type="spellEnd"/>
+      <w:r>
+        <w:t xml:space="preserve"> </w:t>
+      </w:r>
+      <w:proofErr w:type="spellStart"/>
+      <w:r>
+        <w:t>problema</w:t>
+      </w:r>
+      <w:proofErr w:type="spellEnd"/>
+      <w:r>
+        <w:t xml:space="preserve"> </w:t>
+      </w:r>
+      <w:proofErr w:type="spellStart"/>
+      <w:r>
+        <w:t>kombinatorne</w:t>
+      </w:r>
+      <w:proofErr w:type="spellEnd"/>
+      <w:r>
+        <w:t xml:space="preserve"> </w:t>
+      </w:r>
+      <w:proofErr w:type="spellStart"/>
+      <w:r>
+        <w:t>optimizacije</w:t>
+      </w:r>
+      <w:proofErr w:type="spellEnd"/>
+      <w:r>
+        <w:t xml:space="preserve"> </w:t>
+      </w:r>
+      <w:proofErr w:type="spellStart"/>
+      <w:r>
+        <w:t>sa</w:t>
+      </w:r>
+      <w:proofErr w:type="spellEnd"/>
+      <w:r>
+        <w:t xml:space="preserve"> </w:t>
+      </w:r>
+      <w:proofErr w:type="spellStart"/>
+      <w:r>
+        <w:t>mnogo</w:t>
+      </w:r>
+      <w:proofErr w:type="spellEnd"/>
+      <w:r>
+        <w:t xml:space="preserve"> </w:t>
+      </w:r>
+      <w:proofErr w:type="spellStart"/>
+      <w:r>
+        <w:t>primene</w:t>
+      </w:r>
+      <w:proofErr w:type="spellEnd"/>
+      <w:r>
+        <w:t xml:space="preserve"> u </w:t>
+      </w:r>
+      <w:proofErr w:type="spellStart"/>
+      <w:r>
+        <w:t>stvarnom</w:t>
+      </w:r>
+      <w:proofErr w:type="spellEnd"/>
+      <w:r>
+        <w:t xml:space="preserve"> </w:t>
+      </w:r>
+      <w:proofErr w:type="spellStart"/>
+      <w:r>
+        <w:t>životu</w:t>
+      </w:r>
+      <w:proofErr w:type="spellEnd"/>
+      <w:r>
+        <w:t xml:space="preserve">. </w:t>
+      </w:r>
+      <w:proofErr w:type="spellStart"/>
+      <w:r>
+        <w:t>Često</w:t>
+      </w:r>
+      <w:proofErr w:type="spellEnd"/>
+      <w:r>
+        <w:t xml:space="preserve"> je </w:t>
+      </w:r>
+      <w:proofErr w:type="spellStart"/>
+      <w:r>
+        <w:t>korišćen</w:t>
+      </w:r>
+      <w:proofErr w:type="spellEnd"/>
+      <w:r>
+        <w:t xml:space="preserve"> u </w:t>
+      </w:r>
+      <w:proofErr w:type="spellStart"/>
+      <w:r>
+        <w:t>računarstvu</w:t>
+      </w:r>
+      <w:proofErr w:type="spellEnd"/>
+      <w:r>
+        <w:t xml:space="preserve">, </w:t>
+      </w:r>
+      <w:proofErr w:type="spellStart"/>
+      <w:r>
+        <w:t>teoriji</w:t>
+      </w:r>
+      <w:proofErr w:type="spellEnd"/>
+      <w:r>
+        <w:t xml:space="preserve"> </w:t>
+      </w:r>
+      <w:proofErr w:type="spellStart"/>
+      <w:r>
+        <w:t>algoritama</w:t>
+      </w:r>
+      <w:proofErr w:type="spellEnd"/>
+      <w:r>
+        <w:t xml:space="preserve"> </w:t>
+      </w:r>
+      <w:proofErr w:type="spellStart"/>
+      <w:r>
+        <w:t>i</w:t>
+      </w:r>
+      <w:proofErr w:type="spellEnd"/>
+      <w:r>
+        <w:t xml:space="preserve"> </w:t>
+      </w:r>
+      <w:proofErr w:type="spellStart"/>
+      <w:r>
+        <w:t>operacionim</w:t>
+      </w:r>
+      <w:proofErr w:type="spellEnd"/>
+      <w:r>
+        <w:t xml:space="preserve"> </w:t>
+      </w:r>
+      <w:proofErr w:type="spellStart"/>
+      <w:r>
+        <w:t>istraživanjima</w:t>
+      </w:r>
+      <w:proofErr w:type="spellEnd"/>
+      <w:r>
+        <w:t xml:space="preserve">. </w:t>
+      </w:r>
+      <w:proofErr w:type="spellStart"/>
+      <w:r>
+        <w:t>Postavka</w:t>
+      </w:r>
+      <w:proofErr w:type="spellEnd"/>
+      <w:r>
+        <w:t xml:space="preserve"> </w:t>
+      </w:r>
+      <w:proofErr w:type="spellStart"/>
+      <w:r>
+        <w:t>problema</w:t>
+      </w:r>
+      <w:proofErr w:type="spellEnd"/>
+      <w:r>
+        <w:t xml:space="preserve"> je </w:t>
+      </w:r>
+      <w:proofErr w:type="spellStart"/>
+      <w:r>
+        <w:t>sledeća</w:t>
+      </w:r>
+      <w:proofErr w:type="spellEnd"/>
+      <w:r>
+        <w:t xml:space="preserve">: </w:t>
+      </w:r>
+      <w:proofErr w:type="spellStart"/>
+      <w:r>
+        <w:t>dat</w:t>
+      </w:r>
+      <w:proofErr w:type="spellEnd"/>
+      <w:r>
+        <w:t xml:space="preserve"> je </w:t>
+      </w:r>
+      <w:proofErr w:type="spellStart"/>
+      <w:r>
+        <w:t>skup</w:t>
+      </w:r>
+      <w:proofErr w:type="spellEnd"/>
+      <w:r>
+        <w:t xml:space="preserve"> </w:t>
+      </w:r>
+      <w:proofErr w:type="spellStart"/>
+      <w:r>
+        <w:t>predmeta</w:t>
+      </w:r>
+      <w:proofErr w:type="spellEnd"/>
+      <w:r>
+        <w:t xml:space="preserve">, </w:t>
+      </w:r>
+      <w:proofErr w:type="spellStart"/>
+      <w:r>
+        <w:t>gde</w:t>
+      </w:r>
+      <w:proofErr w:type="spellEnd"/>
+      <w:r>
+        <w:t xml:space="preserve"> je </w:t>
+      </w:r>
+      <w:proofErr w:type="spellStart"/>
+      <w:r>
+        <w:t>svaki</w:t>
+      </w:r>
+      <w:proofErr w:type="spellEnd"/>
+      <w:r>
+        <w:t xml:space="preserve"> </w:t>
+      </w:r>
+      <w:proofErr w:type="spellStart"/>
+      <w:r>
+        <w:t>predmet</w:t>
+      </w:r>
+      <w:proofErr w:type="spellEnd"/>
+      <w:r>
+        <w:t xml:space="preserve"> </w:t>
+      </w:r>
+      <w:proofErr w:type="spellStart"/>
+      <w:r>
+        <w:t>opisan</w:t>
+      </w:r>
+      <w:proofErr w:type="spellEnd"/>
+      <w:r>
+        <w:t xml:space="preserve"> </w:t>
+      </w:r>
+      <w:proofErr w:type="spellStart"/>
+      <w:r>
+        <w:t>težinom</w:t>
+      </w:r>
+      <w:proofErr w:type="spellEnd"/>
+      <w:r>
+        <w:t xml:space="preserve"> </w:t>
+      </w:r>
+      <w:proofErr w:type="spellStart"/>
+      <w:r>
+        <w:t>i</w:t>
+      </w:r>
+      <w:proofErr w:type="spellEnd"/>
+      <w:r>
+        <w:t xml:space="preserve"> </w:t>
+      </w:r>
+      <w:proofErr w:type="spellStart"/>
+      <w:r>
+        <w:t>vrednošću</w:t>
+      </w:r>
+      <w:proofErr w:type="spellEnd"/>
+      <w:r>
+        <w:t xml:space="preserve">. I </w:t>
+      </w:r>
+      <w:proofErr w:type="spellStart"/>
+      <w:r>
+        <w:t>dat</w:t>
+      </w:r>
+      <w:proofErr w:type="spellEnd"/>
+      <w:r>
+        <w:t xml:space="preserve"> je </w:t>
+      </w:r>
+      <w:proofErr w:type="spellStart"/>
+      <w:r>
+        <w:t>ranac</w:t>
+      </w:r>
+      <w:proofErr w:type="spellEnd"/>
+      <w:r>
+        <w:t xml:space="preserve"> u koji se </w:t>
+      </w:r>
+      <w:proofErr w:type="spellStart"/>
+      <w:r>
+        <w:t>mogu</w:t>
+      </w:r>
+      <w:proofErr w:type="spellEnd"/>
+      <w:r>
+        <w:t xml:space="preserve"> </w:t>
+      </w:r>
+      <w:proofErr w:type="spellStart"/>
+      <w:r>
+        <w:t>dodavati</w:t>
+      </w:r>
+      <w:proofErr w:type="spellEnd"/>
+      <w:r>
+        <w:t xml:space="preserve"> </w:t>
+      </w:r>
+      <w:proofErr w:type="spellStart"/>
+      <w:r>
+        <w:t>predmeti</w:t>
+      </w:r>
+      <w:proofErr w:type="spellEnd"/>
+      <w:r>
+        <w:t xml:space="preserve"> </w:t>
+      </w:r>
+      <w:proofErr w:type="spellStart"/>
+      <w:r>
+        <w:t>ukoliko</w:t>
+      </w:r>
+      <w:proofErr w:type="spellEnd"/>
+      <w:r>
+        <w:t xml:space="preserve"> </w:t>
+      </w:r>
+      <w:proofErr w:type="spellStart"/>
+      <w:r>
+        <w:t>njihova</w:t>
+      </w:r>
+      <w:proofErr w:type="spellEnd"/>
+      <w:r>
+        <w:t xml:space="preserve"> </w:t>
+      </w:r>
+      <w:proofErr w:type="spellStart"/>
+      <w:r>
+        <w:t>težina</w:t>
+      </w:r>
+      <w:proofErr w:type="spellEnd"/>
+      <w:r>
+        <w:t xml:space="preserve"> ne </w:t>
+      </w:r>
+      <w:proofErr w:type="spellStart"/>
+      <w:r>
+        <w:t>prelazi</w:t>
+      </w:r>
+      <w:proofErr w:type="spellEnd"/>
+      <w:r>
+        <w:t xml:space="preserve"> </w:t>
+      </w:r>
+      <w:proofErr w:type="spellStart"/>
+      <w:r>
+        <w:t>zadati</w:t>
+      </w:r>
+      <w:proofErr w:type="spellEnd"/>
+      <w:r>
+        <w:t xml:space="preserve"> </w:t>
+      </w:r>
+      <w:proofErr w:type="spellStart"/>
+      <w:r>
+        <w:t>kapacitet</w:t>
+      </w:r>
+      <w:proofErr w:type="spellEnd"/>
+      <w:r>
+        <w:t xml:space="preserve"> </w:t>
+      </w:r>
+      <w:proofErr w:type="spellStart"/>
+      <w:r>
+        <w:t>ranca</w:t>
+      </w:r>
+      <w:proofErr w:type="spellEnd"/>
+      <w:r>
+        <w:t xml:space="preserve"> - </w:t>
+      </w:r>
+      <w:proofErr w:type="spellStart"/>
       <w:r>
         <w:rPr>
           <w:i/>
@@ -674,14 +1052,279 @@
         </w:rPr>
         <w:t>max</w:t>
       </w:r>
-      <w:r>
-        <w:t>. Koju kombinaciju predmeta staiviti u ranac tako da ukupna vrednost predmeta u rancu bude najveća moguća. Pritom ukupna težina predmeta ne sme prelaziti kapacitet ranca. Naziv “0-1” nam dolazi od činjenice da se svaki predmet može ili dodati (1) ili izostaviti (0).</w:t>
+      <w:proofErr w:type="spellEnd"/>
+      <w:r>
+        <w:t xml:space="preserve">. Koju </w:t>
+      </w:r>
+      <w:proofErr w:type="spellStart"/>
+      <w:r>
+        <w:t>kombinaciju</w:t>
+      </w:r>
+      <w:proofErr w:type="spellEnd"/>
+      <w:r>
+        <w:t xml:space="preserve"> </w:t>
+      </w:r>
+      <w:proofErr w:type="spellStart"/>
+      <w:r>
+        <w:t>predmeta</w:t>
+      </w:r>
+      <w:proofErr w:type="spellEnd"/>
+      <w:r>
+        <w:t xml:space="preserve"> </w:t>
+      </w:r>
+      <w:proofErr w:type="spellStart"/>
+      <w:r>
+        <w:t>staiviti</w:t>
+      </w:r>
+      <w:proofErr w:type="spellEnd"/>
+      <w:r>
+        <w:t xml:space="preserve"> u </w:t>
+      </w:r>
+      <w:proofErr w:type="spellStart"/>
+      <w:r>
+        <w:t>ranac</w:t>
+      </w:r>
+      <w:proofErr w:type="spellEnd"/>
+      <w:r>
+        <w:t xml:space="preserve"> </w:t>
+      </w:r>
+      <w:proofErr w:type="spellStart"/>
+      <w:r>
+        <w:t>tako</w:t>
+      </w:r>
+      <w:proofErr w:type="spellEnd"/>
+      <w:r>
+        <w:t xml:space="preserve"> da </w:t>
+      </w:r>
+      <w:proofErr w:type="spellStart"/>
+      <w:r>
+        <w:t>ukupna</w:t>
+      </w:r>
+      <w:proofErr w:type="spellEnd"/>
+      <w:r>
+        <w:t xml:space="preserve"> </w:t>
+      </w:r>
+      <w:proofErr w:type="spellStart"/>
+      <w:r>
+        <w:t>vrednost</w:t>
+      </w:r>
+      <w:proofErr w:type="spellEnd"/>
+      <w:r>
+        <w:t xml:space="preserve"> </w:t>
+      </w:r>
+      <w:proofErr w:type="spellStart"/>
+      <w:r>
+        <w:t>predmeta</w:t>
+      </w:r>
+      <w:proofErr w:type="spellEnd"/>
+      <w:r>
+        <w:t xml:space="preserve"> u </w:t>
+      </w:r>
+      <w:proofErr w:type="spellStart"/>
+      <w:r>
+        <w:t>rancu</w:t>
+      </w:r>
+      <w:proofErr w:type="spellEnd"/>
+      <w:r>
+        <w:t xml:space="preserve"> </w:t>
+      </w:r>
+      <w:proofErr w:type="spellStart"/>
+      <w:r>
+        <w:t>bude</w:t>
+      </w:r>
+      <w:proofErr w:type="spellEnd"/>
+      <w:r>
+        <w:t xml:space="preserve"> </w:t>
+      </w:r>
+      <w:proofErr w:type="spellStart"/>
+      <w:r>
+        <w:t>najveća</w:t>
+      </w:r>
+      <w:proofErr w:type="spellEnd"/>
+      <w:r>
+        <w:t xml:space="preserve"> </w:t>
+      </w:r>
+      <w:proofErr w:type="spellStart"/>
+      <w:r>
+        <w:t>moguća</w:t>
+      </w:r>
+      <w:proofErr w:type="spellEnd"/>
+      <w:r>
+        <w:t xml:space="preserve">. </w:t>
+      </w:r>
+      <w:proofErr w:type="spellStart"/>
+      <w:r>
+        <w:t>Pritom</w:t>
+      </w:r>
+      <w:proofErr w:type="spellEnd"/>
+      <w:r>
+        <w:t xml:space="preserve"> </w:t>
+      </w:r>
+      <w:proofErr w:type="spellStart"/>
+      <w:r>
+        <w:t>ukupna</w:t>
+      </w:r>
+      <w:proofErr w:type="spellEnd"/>
+      <w:r>
+        <w:t xml:space="preserve"> </w:t>
+      </w:r>
+      <w:proofErr w:type="spellStart"/>
+      <w:r>
+        <w:t>težina</w:t>
+      </w:r>
+      <w:proofErr w:type="spellEnd"/>
+      <w:r>
+        <w:t xml:space="preserve"> </w:t>
+      </w:r>
+      <w:proofErr w:type="spellStart"/>
+      <w:r>
+        <w:t>predmeta</w:t>
+      </w:r>
+      <w:proofErr w:type="spellEnd"/>
+      <w:r>
+        <w:t xml:space="preserve"> ne </w:t>
+      </w:r>
+      <w:proofErr w:type="spellStart"/>
+      <w:r>
+        <w:t>sme</w:t>
+      </w:r>
+      <w:proofErr w:type="spellEnd"/>
+      <w:r>
+        <w:t xml:space="preserve"> </w:t>
+      </w:r>
+      <w:proofErr w:type="spellStart"/>
+      <w:r>
+        <w:t>prelaziti</w:t>
+      </w:r>
+      <w:proofErr w:type="spellEnd"/>
+      <w:r>
+        <w:t xml:space="preserve"> </w:t>
+      </w:r>
+      <w:proofErr w:type="spellStart"/>
+      <w:r>
+        <w:t>kapacitet</w:t>
+      </w:r>
+      <w:proofErr w:type="spellEnd"/>
+      <w:r>
+        <w:t xml:space="preserve"> </w:t>
+      </w:r>
+      <w:proofErr w:type="spellStart"/>
+      <w:r>
+        <w:t>ranca</w:t>
+      </w:r>
+      <w:proofErr w:type="spellEnd"/>
+      <w:r>
+        <w:t xml:space="preserve">. Naziv “0-1” </w:t>
+      </w:r>
+      <w:proofErr w:type="spellStart"/>
+      <w:r>
+        <w:t>nam</w:t>
+      </w:r>
+      <w:proofErr w:type="spellEnd"/>
+      <w:r>
+        <w:t xml:space="preserve"> </w:t>
+      </w:r>
+      <w:proofErr w:type="spellStart"/>
+      <w:r>
+        <w:t>dolazi</w:t>
+      </w:r>
+      <w:proofErr w:type="spellEnd"/>
+      <w:r>
+        <w:t xml:space="preserve"> od </w:t>
+      </w:r>
+      <w:proofErr w:type="spellStart"/>
+      <w:r>
+        <w:t>činjenice</w:t>
+      </w:r>
+      <w:proofErr w:type="spellEnd"/>
+      <w:r>
+        <w:t xml:space="preserve"> da se </w:t>
+      </w:r>
+      <w:proofErr w:type="spellStart"/>
+      <w:r>
+        <w:t>svaki</w:t>
+      </w:r>
+      <w:proofErr w:type="spellEnd"/>
+      <w:r>
+        <w:t xml:space="preserve"> </w:t>
+      </w:r>
+      <w:proofErr w:type="spellStart"/>
+      <w:r>
+        <w:t>predmet</w:t>
+      </w:r>
+      <w:proofErr w:type="spellEnd"/>
+      <w:r>
+        <w:t xml:space="preserve"> </w:t>
+      </w:r>
+      <w:proofErr w:type="spellStart"/>
+      <w:r>
+        <w:t>može</w:t>
+      </w:r>
+      <w:proofErr w:type="spellEnd"/>
+      <w:r>
+        <w:t xml:space="preserve"> </w:t>
+      </w:r>
+      <w:proofErr w:type="spellStart"/>
+      <w:r>
+        <w:t>ili</w:t>
+      </w:r>
+      <w:proofErr w:type="spellEnd"/>
+      <w:r>
+        <w:t xml:space="preserve"> </w:t>
+      </w:r>
+      <w:proofErr w:type="spellStart"/>
+      <w:r>
+        <w:t>dodati</w:t>
+      </w:r>
+      <w:proofErr w:type="spellEnd"/>
+      <w:r>
+        <w:t xml:space="preserve"> (1) </w:t>
+      </w:r>
+      <w:proofErr w:type="spellStart"/>
+      <w:r>
+        <w:t>ili</w:t>
+      </w:r>
+      <w:proofErr w:type="spellEnd"/>
+      <w:r>
+        <w:t xml:space="preserve"> </w:t>
+      </w:r>
+      <w:proofErr w:type="spellStart"/>
+      <w:r>
+        <w:t>izostaviti</w:t>
+      </w:r>
+      <w:proofErr w:type="spellEnd"/>
+      <w:r>
+        <w:t xml:space="preserve"> (0).</w:t>
       </w:r>
     </w:p>
     <w:p/>
     <w:p>
-      <w:r>
-        <w:t xml:space="preserve">Budući da se radi o NP-teškom </w:t>
+      <w:pPr>
+        <w:ind w:firstLine="360"/>
+      </w:pPr>
+      <w:proofErr w:type="spellStart"/>
+      <w:r>
+        <w:t>Budući</w:t>
+      </w:r>
+      <w:proofErr w:type="spellEnd"/>
+      <w:r>
+        <w:t xml:space="preserve"> da se </w:t>
+      </w:r>
+      <w:proofErr w:type="spellStart"/>
+      <w:r>
+        <w:t>radi</w:t>
+      </w:r>
+      <w:proofErr w:type="spellEnd"/>
+      <w:r>
+        <w:t xml:space="preserve"> o NP-</w:t>
+      </w:r>
+      <w:proofErr w:type="spellStart"/>
+      <w:r>
+        <w:t>teškom</w:t>
+      </w:r>
+      <w:proofErr w:type="spellEnd"/>
+      <w:r>
+        <w:t xml:space="preserve"> </w:t>
       </w:r>
       <w:r>
         <w:t>(</w:t>
@@ -697,7 +1340,271 @@
         <w:t>)</w:t>
       </w:r>
       <w:r>
-        <w:t xml:space="preserve"> problemu, tj. ako je ulazni skup velik, pronalaženje optimalnog rešenja može biti računski zahtevno. Zbog toga se primenjuju evolucione optimizacione metode, koje ne garantuju optimalno rešenje, ali mogu pronaći kvalitetna rešenja u prihvatljivom roku. Jedan od takvih pristupa je genetski algoritam (GA).    </w:t>
+        <w:t xml:space="preserve"> </w:t>
+      </w:r>
+      <w:proofErr w:type="spellStart"/>
+      <w:r>
+        <w:t>problemu</w:t>
+      </w:r>
+      <w:proofErr w:type="spellEnd"/>
+      <w:r>
+        <w:t xml:space="preserve">, </w:t>
+      </w:r>
+      <w:proofErr w:type="spellStart"/>
+      <w:r>
+        <w:t>tj</w:t>
+      </w:r>
+      <w:proofErr w:type="spellEnd"/>
+      <w:r>
+        <w:t xml:space="preserve">. </w:t>
+      </w:r>
+      <w:proofErr w:type="spellStart"/>
+      <w:r>
+        <w:t>ako</w:t>
+      </w:r>
+      <w:proofErr w:type="spellEnd"/>
+      <w:r>
+        <w:t xml:space="preserve"> je </w:t>
+      </w:r>
+      <w:proofErr w:type="spellStart"/>
+      <w:r>
+        <w:t>ulazni</w:t>
+      </w:r>
+      <w:proofErr w:type="spellEnd"/>
+      <w:r>
+        <w:t xml:space="preserve"> </w:t>
+      </w:r>
+      <w:proofErr w:type="spellStart"/>
+      <w:r>
+        <w:t>skup</w:t>
+      </w:r>
+      <w:proofErr w:type="spellEnd"/>
+      <w:r>
+        <w:t xml:space="preserve"> </w:t>
+      </w:r>
+      <w:proofErr w:type="spellStart"/>
+      <w:r>
+        <w:t>velik</w:t>
+      </w:r>
+      <w:proofErr w:type="spellEnd"/>
+      <w:r>
+        <w:t xml:space="preserve">, </w:t>
+      </w:r>
+      <w:proofErr w:type="spellStart"/>
+      <w:r>
+        <w:t>pronalaženje</w:t>
+      </w:r>
+      <w:proofErr w:type="spellEnd"/>
+      <w:r>
+        <w:t xml:space="preserve"> </w:t>
+      </w:r>
+      <w:proofErr w:type="spellStart"/>
+      <w:r>
+        <w:t>optimalnog</w:t>
+      </w:r>
+      <w:proofErr w:type="spellEnd"/>
+      <w:r>
+        <w:t xml:space="preserve"> </w:t>
+      </w:r>
+      <w:proofErr w:type="spellStart"/>
+      <w:r>
+        <w:t>rešenja</w:t>
+      </w:r>
+      <w:proofErr w:type="spellEnd"/>
+      <w:r>
+        <w:t xml:space="preserve"> </w:t>
+      </w:r>
+      <w:proofErr w:type="spellStart"/>
+      <w:r>
+        <w:t>može</w:t>
+      </w:r>
+      <w:proofErr w:type="spellEnd"/>
+      <w:r>
+        <w:t xml:space="preserve"> </w:t>
+      </w:r>
+      <w:proofErr w:type="spellStart"/>
+      <w:r>
+        <w:t>biti</w:t>
+      </w:r>
+      <w:proofErr w:type="spellEnd"/>
+      <w:r>
+        <w:t xml:space="preserve"> </w:t>
+      </w:r>
+      <w:proofErr w:type="spellStart"/>
+      <w:r>
+        <w:t>računski</w:t>
+      </w:r>
+      <w:proofErr w:type="spellEnd"/>
+      <w:r>
+        <w:t xml:space="preserve"> </w:t>
+      </w:r>
+      <w:proofErr w:type="spellStart"/>
+      <w:r>
+        <w:t>zahtevno</w:t>
+      </w:r>
+      <w:proofErr w:type="spellEnd"/>
+      <w:r>
+        <w:t xml:space="preserve">. </w:t>
+      </w:r>
+      <w:proofErr w:type="spellStart"/>
+      <w:r>
+        <w:t>Zbog</w:t>
+      </w:r>
+      <w:proofErr w:type="spellEnd"/>
+      <w:r>
+        <w:t xml:space="preserve"> toga se </w:t>
+      </w:r>
+      <w:proofErr w:type="spellStart"/>
+      <w:r>
+        <w:t>primenjuju</w:t>
+      </w:r>
+      <w:proofErr w:type="spellEnd"/>
+      <w:r>
+        <w:t xml:space="preserve"> </w:t>
+      </w:r>
+      <w:proofErr w:type="spellStart"/>
+      <w:r>
+        <w:t>evolucione</w:t>
+      </w:r>
+      <w:proofErr w:type="spellEnd"/>
+      <w:r>
+        <w:t xml:space="preserve"> </w:t>
+      </w:r>
+      <w:proofErr w:type="spellStart"/>
+      <w:r>
+        <w:t>optimizacione</w:t>
+      </w:r>
+      <w:proofErr w:type="spellEnd"/>
+      <w:r>
+        <w:t xml:space="preserve"> </w:t>
+      </w:r>
+      <w:proofErr w:type="spellStart"/>
+      <w:r>
+        <w:t>metode</w:t>
+      </w:r>
+      <w:proofErr w:type="spellEnd"/>
+      <w:r>
+        <w:t xml:space="preserve">, </w:t>
+      </w:r>
+      <w:proofErr w:type="spellStart"/>
+      <w:r>
+        <w:t>koje</w:t>
+      </w:r>
+      <w:proofErr w:type="spellEnd"/>
+      <w:r>
+        <w:t xml:space="preserve"> ne </w:t>
+      </w:r>
+      <w:proofErr w:type="spellStart"/>
+      <w:r>
+        <w:t>garantuju</w:t>
+      </w:r>
+      <w:proofErr w:type="spellEnd"/>
+      <w:r>
+        <w:t xml:space="preserve"> </w:t>
+      </w:r>
+      <w:proofErr w:type="spellStart"/>
+      <w:r>
+        <w:t>optimalno</w:t>
+      </w:r>
+      <w:proofErr w:type="spellEnd"/>
+      <w:r>
+        <w:t xml:space="preserve"> </w:t>
+      </w:r>
+      <w:proofErr w:type="spellStart"/>
+      <w:r>
+        <w:t>rešenje</w:t>
+      </w:r>
+      <w:proofErr w:type="spellEnd"/>
+      <w:r>
+        <w:t xml:space="preserve">, </w:t>
+      </w:r>
+      <w:proofErr w:type="spellStart"/>
+      <w:r>
+        <w:t>ali</w:t>
+      </w:r>
+      <w:proofErr w:type="spellEnd"/>
+      <w:r>
+        <w:t xml:space="preserve"> </w:t>
+      </w:r>
+      <w:proofErr w:type="spellStart"/>
+      <w:r>
+        <w:t>mogu</w:t>
+      </w:r>
+      <w:proofErr w:type="spellEnd"/>
+      <w:r>
+        <w:t xml:space="preserve"> </w:t>
+      </w:r>
+      <w:proofErr w:type="spellStart"/>
+      <w:r>
+        <w:t>pronaći</w:t>
+      </w:r>
+      <w:proofErr w:type="spellEnd"/>
+      <w:r>
+        <w:t xml:space="preserve"> </w:t>
+      </w:r>
+      <w:proofErr w:type="spellStart"/>
+      <w:r>
+        <w:t>kvalitetna</w:t>
+      </w:r>
+      <w:proofErr w:type="spellEnd"/>
+      <w:r>
+        <w:t xml:space="preserve"> </w:t>
+      </w:r>
+      <w:proofErr w:type="spellStart"/>
+      <w:r>
+        <w:t>rešenja</w:t>
+      </w:r>
+      <w:proofErr w:type="spellEnd"/>
+      <w:r>
+        <w:t xml:space="preserve"> u </w:t>
+      </w:r>
+      <w:proofErr w:type="spellStart"/>
+      <w:r>
+        <w:t>prihvatljivom</w:t>
+      </w:r>
+      <w:proofErr w:type="spellEnd"/>
+      <w:r>
+        <w:t xml:space="preserve"> </w:t>
+      </w:r>
+      <w:proofErr w:type="spellStart"/>
+      <w:r>
+        <w:t>roku</w:t>
+      </w:r>
+      <w:proofErr w:type="spellEnd"/>
+      <w:r>
+        <w:t xml:space="preserve">. Jedan od </w:t>
+      </w:r>
+      <w:proofErr w:type="spellStart"/>
+      <w:r>
+        <w:t>takvih</w:t>
+      </w:r>
+      <w:proofErr w:type="spellEnd"/>
+      <w:r>
+        <w:t xml:space="preserve"> </w:t>
+      </w:r>
+      <w:proofErr w:type="spellStart"/>
+      <w:r>
+        <w:t>pristupa</w:t>
+      </w:r>
+      <w:proofErr w:type="spellEnd"/>
+      <w:r>
+        <w:t xml:space="preserve"> je </w:t>
+      </w:r>
+      <w:proofErr w:type="spellStart"/>
+      <w:r>
+        <w:t>genetski</w:t>
+      </w:r>
+      <w:proofErr w:type="spellEnd"/>
+      <w:r>
+        <w:t xml:space="preserve"> </w:t>
+      </w:r>
+      <w:proofErr w:type="spellStart"/>
+      <w:r>
+        <w:t>algoritam</w:t>
+      </w:r>
+      <w:proofErr w:type="spellEnd"/>
+      <w:r>
+        <w:t xml:space="preserve"> (GA).    </w:t>
       </w:r>
     </w:p>
     <w:p/>
@@ -709,40 +1616,172 @@
     <w:p>
       <w:pPr>
         <w:pStyle w:val="Heading1"/>
-      </w:pPr>
+        <w:numPr>
+          <w:ilvl w:val="0"/>
+          <w:numId w:val="2"/>
+        </w:numPr>
+      </w:pPr>
+      <w:proofErr w:type="spellStart"/>
       <w:r>
         <w:lastRenderedPageBreak/>
         <w:t>Uvod</w:t>
       </w:r>
+      <w:proofErr w:type="spellEnd"/>
     </w:p>
     <w:p/>
     <w:p>
+      <w:pPr>
+        <w:ind w:firstLine="360"/>
+      </w:pPr>
+      <w:proofErr w:type="spellStart"/>
       <w:r>
         <w:t>Problem</w:t>
       </w:r>
       <w:r>
         <w:t>i</w:t>
       </w:r>
-      <w:r>
-        <w:t xml:space="preserve"> optimizacije </w:t>
-      </w:r>
+      <w:proofErr w:type="spellEnd"/>
+      <w:r>
+        <w:t xml:space="preserve"> </w:t>
+      </w:r>
+      <w:proofErr w:type="spellStart"/>
+      <w:r>
+        <w:t>optimizacije</w:t>
+      </w:r>
+      <w:proofErr w:type="spellEnd"/>
+      <w:r>
+        <w:t xml:space="preserve"> </w:t>
+      </w:r>
+      <w:proofErr w:type="spellStart"/>
       <w:r>
         <w:t>prisutni</w:t>
       </w:r>
-      <w:r>
-        <w:t xml:space="preserve"> </w:t>
-      </w:r>
+      <w:proofErr w:type="spellEnd"/>
+      <w:r>
+        <w:t xml:space="preserve"> </w:t>
+      </w:r>
+      <w:proofErr w:type="spellStart"/>
       <w:r>
         <w:t>su</w:t>
       </w:r>
-      <w:r>
-        <w:t xml:space="preserve"> u mnogim oblastima nauke, inženjerstva, finansija, </w:t>
-      </w:r>
-      <w:r>
-        <w:t>logistike,…</w:t>
-      </w:r>
-      <w:r>
-        <w:t xml:space="preserve"> gde se traži pronalaženje najboljeg rešenja prema određenim kriterijumima. </w:t>
+      <w:proofErr w:type="spellEnd"/>
+      <w:r>
+        <w:t xml:space="preserve"> u </w:t>
+      </w:r>
+      <w:proofErr w:type="spellStart"/>
+      <w:r>
+        <w:t>mnogim</w:t>
+      </w:r>
+      <w:proofErr w:type="spellEnd"/>
+      <w:r>
+        <w:t xml:space="preserve"> </w:t>
+      </w:r>
+      <w:proofErr w:type="spellStart"/>
+      <w:r>
+        <w:t>oblastima</w:t>
+      </w:r>
+      <w:proofErr w:type="spellEnd"/>
+      <w:r>
+        <w:t xml:space="preserve"> </w:t>
+      </w:r>
+      <w:proofErr w:type="spellStart"/>
+      <w:r>
+        <w:t>nauke</w:t>
+      </w:r>
+      <w:proofErr w:type="spellEnd"/>
+      <w:r>
+        <w:t xml:space="preserve">, </w:t>
+      </w:r>
+      <w:proofErr w:type="spellStart"/>
+      <w:r>
+        <w:t>inženjerstva</w:t>
+      </w:r>
+      <w:proofErr w:type="spellEnd"/>
+      <w:r>
+        <w:t xml:space="preserve">, </w:t>
+      </w:r>
+      <w:proofErr w:type="spellStart"/>
+      <w:r>
+        <w:t>finansija</w:t>
+      </w:r>
+      <w:proofErr w:type="spellEnd"/>
+      <w:r>
+        <w:t xml:space="preserve">, </w:t>
+      </w:r>
+      <w:proofErr w:type="spellStart"/>
+      <w:r>
+        <w:t>logistike</w:t>
+      </w:r>
+      <w:proofErr w:type="spellEnd"/>
+      <w:r>
+        <w:t>,…</w:t>
+      </w:r>
+      <w:r>
+        <w:t xml:space="preserve"> </w:t>
+      </w:r>
+      <w:proofErr w:type="spellStart"/>
+      <w:r>
+        <w:t>gde</w:t>
+      </w:r>
+      <w:proofErr w:type="spellEnd"/>
+      <w:r>
+        <w:t xml:space="preserve"> se </w:t>
+      </w:r>
+      <w:proofErr w:type="spellStart"/>
+      <w:r>
+        <w:t>traži</w:t>
+      </w:r>
+      <w:proofErr w:type="spellEnd"/>
+      <w:r>
+        <w:t xml:space="preserve"> </w:t>
+      </w:r>
+      <w:proofErr w:type="spellStart"/>
+      <w:r>
+        <w:t>pronalaženje</w:t>
+      </w:r>
+      <w:proofErr w:type="spellEnd"/>
+      <w:r>
+        <w:t xml:space="preserve"> </w:t>
+      </w:r>
+      <w:proofErr w:type="spellStart"/>
+      <w:r>
+        <w:t>najboljeg</w:t>
+      </w:r>
+      <w:proofErr w:type="spellEnd"/>
+      <w:r>
+        <w:t xml:space="preserve"> </w:t>
+      </w:r>
+      <w:proofErr w:type="spellStart"/>
+      <w:r>
+        <w:t>rešenja</w:t>
+      </w:r>
+      <w:proofErr w:type="spellEnd"/>
+      <w:r>
+        <w:t xml:space="preserve"> </w:t>
+      </w:r>
+      <w:proofErr w:type="spellStart"/>
+      <w:r>
+        <w:t>prema</w:t>
+      </w:r>
+      <w:proofErr w:type="spellEnd"/>
+      <w:r>
+        <w:t xml:space="preserve"> </w:t>
+      </w:r>
+      <w:proofErr w:type="spellStart"/>
+      <w:r>
+        <w:t>određenim</w:t>
+      </w:r>
+      <w:proofErr w:type="spellEnd"/>
+      <w:r>
+        <w:t xml:space="preserve"> </w:t>
+      </w:r>
+      <w:proofErr w:type="spellStart"/>
+      <w:r>
+        <w:t>kriterijumima</w:t>
+      </w:r>
+      <w:proofErr w:type="spellEnd"/>
+      <w:r>
+        <w:t xml:space="preserve">. </w:t>
       </w:r>
       <w:r>
         <w:rPr>
@@ -752,49 +1791,548 @@
         <w:t>Knapsack 0-1</w:t>
       </w:r>
       <w:r>
-        <w:t xml:space="preserve"> je jedan od tih problema. Ako je ulazni skup velik, rešavanje ovog problema postaje izuzetno zahtevno.</w:t>
-      </w:r>
-      <w:r>
-        <w:t xml:space="preserve"> U prevodu, </w:t>
-      </w:r>
+        <w:t xml:space="preserve"> je </w:t>
+      </w:r>
+      <w:proofErr w:type="spellStart"/>
+      <w:r>
+        <w:t>jedan</w:t>
+      </w:r>
+      <w:proofErr w:type="spellEnd"/>
+      <w:r>
+        <w:t xml:space="preserve"> od </w:t>
+      </w:r>
+      <w:proofErr w:type="spellStart"/>
+      <w:r>
+        <w:t>tih</w:t>
+      </w:r>
+      <w:proofErr w:type="spellEnd"/>
+      <w:r>
+        <w:t xml:space="preserve"> </w:t>
+      </w:r>
+      <w:proofErr w:type="spellStart"/>
+      <w:r>
+        <w:t>problema</w:t>
+      </w:r>
+      <w:proofErr w:type="spellEnd"/>
+      <w:r>
+        <w:t xml:space="preserve">. Ako je </w:t>
+      </w:r>
+      <w:proofErr w:type="spellStart"/>
+      <w:r>
+        <w:t>ulazni</w:t>
+      </w:r>
+      <w:proofErr w:type="spellEnd"/>
+      <w:r>
+        <w:t xml:space="preserve"> </w:t>
+      </w:r>
+      <w:proofErr w:type="spellStart"/>
+      <w:r>
+        <w:t>skup</w:t>
+      </w:r>
+      <w:proofErr w:type="spellEnd"/>
+      <w:r>
+        <w:t xml:space="preserve"> </w:t>
+      </w:r>
+      <w:proofErr w:type="spellStart"/>
+      <w:r>
+        <w:t>velik</w:t>
+      </w:r>
+      <w:proofErr w:type="spellEnd"/>
+      <w:r>
+        <w:t xml:space="preserve">, </w:t>
+      </w:r>
+      <w:proofErr w:type="spellStart"/>
+      <w:r>
+        <w:t>rešavanje</w:t>
+      </w:r>
+      <w:proofErr w:type="spellEnd"/>
+      <w:r>
+        <w:t xml:space="preserve"> </w:t>
+      </w:r>
+      <w:proofErr w:type="spellStart"/>
+      <w:r>
+        <w:t>ovog</w:t>
+      </w:r>
+      <w:proofErr w:type="spellEnd"/>
+      <w:r>
+        <w:t xml:space="preserve"> </w:t>
+      </w:r>
+      <w:proofErr w:type="spellStart"/>
+      <w:r>
+        <w:t>problema</w:t>
+      </w:r>
+      <w:proofErr w:type="spellEnd"/>
+      <w:r>
+        <w:t xml:space="preserve"> </w:t>
+      </w:r>
+      <w:proofErr w:type="spellStart"/>
+      <w:r>
+        <w:t>postaje</w:t>
+      </w:r>
+      <w:proofErr w:type="spellEnd"/>
+      <w:r>
+        <w:t xml:space="preserve"> </w:t>
+      </w:r>
+      <w:proofErr w:type="spellStart"/>
+      <w:r>
+        <w:t>izuzetno</w:t>
+      </w:r>
+      <w:proofErr w:type="spellEnd"/>
+      <w:r>
+        <w:t xml:space="preserve"> </w:t>
+      </w:r>
+      <w:proofErr w:type="spellStart"/>
+      <w:r>
+        <w:t>zahtevno</w:t>
+      </w:r>
+      <w:proofErr w:type="spellEnd"/>
+      <w:r>
+        <w:t>.</w:t>
+      </w:r>
+      <w:r>
+        <w:t xml:space="preserve"> U </w:t>
+      </w:r>
+      <w:proofErr w:type="spellStart"/>
+      <w:r>
+        <w:t>prevodu</w:t>
+      </w:r>
+      <w:proofErr w:type="spellEnd"/>
+      <w:r>
+        <w:t xml:space="preserve">, </w:t>
+      </w:r>
+      <w:proofErr w:type="spellStart"/>
       <w:r>
         <w:t>svrha</w:t>
       </w:r>
-      <w:r>
-        <w:t xml:space="preserve"> optimizacije je da se pronađe tačka, ili skup tačaka u domenu pretrage, </w:t>
-      </w:r>
-      <w:r>
-        <w:t>minimizovanjem ili maksimizovanjem funkcije gubitaka-troškova</w:t>
-      </w:r>
-      <w:r>
-        <w:t xml:space="preserve">, tako da dobijemo optimalan rezultat za </w:t>
-      </w:r>
+      <w:proofErr w:type="spellEnd"/>
+      <w:r>
+        <w:t xml:space="preserve"> </w:t>
+      </w:r>
+      <w:proofErr w:type="spellStart"/>
+      <w:r>
+        <w:t>optimizacije</w:t>
+      </w:r>
+      <w:proofErr w:type="spellEnd"/>
+      <w:r>
+        <w:t xml:space="preserve"> je da se </w:t>
+      </w:r>
+      <w:proofErr w:type="spellStart"/>
+      <w:r>
+        <w:t>pronađe</w:t>
+      </w:r>
+      <w:proofErr w:type="spellEnd"/>
+      <w:r>
+        <w:t xml:space="preserve"> </w:t>
+      </w:r>
+      <w:proofErr w:type="spellStart"/>
+      <w:r>
+        <w:t>tačka</w:t>
+      </w:r>
+      <w:proofErr w:type="spellEnd"/>
+      <w:r>
+        <w:t xml:space="preserve">, </w:t>
+      </w:r>
+      <w:proofErr w:type="spellStart"/>
+      <w:r>
+        <w:t>ili</w:t>
+      </w:r>
+      <w:proofErr w:type="spellEnd"/>
+      <w:r>
+        <w:t xml:space="preserve"> </w:t>
+      </w:r>
+      <w:proofErr w:type="spellStart"/>
+      <w:r>
+        <w:t>skup</w:t>
+      </w:r>
+      <w:proofErr w:type="spellEnd"/>
+      <w:r>
+        <w:t xml:space="preserve"> </w:t>
+      </w:r>
+      <w:proofErr w:type="spellStart"/>
+      <w:r>
+        <w:t>tačaka</w:t>
+      </w:r>
+      <w:proofErr w:type="spellEnd"/>
+      <w:r>
+        <w:t xml:space="preserve"> u </w:t>
+      </w:r>
+      <w:proofErr w:type="spellStart"/>
+      <w:r>
+        <w:t>domenu</w:t>
+      </w:r>
+      <w:proofErr w:type="spellEnd"/>
+      <w:r>
+        <w:t xml:space="preserve"> </w:t>
+      </w:r>
+      <w:proofErr w:type="spellStart"/>
+      <w:r>
+        <w:t>pretrage</w:t>
+      </w:r>
+      <w:proofErr w:type="spellEnd"/>
+      <w:r>
+        <w:t xml:space="preserve">, </w:t>
+      </w:r>
+      <w:proofErr w:type="spellStart"/>
+      <w:r>
+        <w:t>minimizovanjem</w:t>
+      </w:r>
+      <w:proofErr w:type="spellEnd"/>
+      <w:r>
+        <w:t xml:space="preserve"> </w:t>
+      </w:r>
+      <w:proofErr w:type="spellStart"/>
+      <w:r>
+        <w:t>ili</w:t>
+      </w:r>
+      <w:proofErr w:type="spellEnd"/>
+      <w:r>
+        <w:t xml:space="preserve"> </w:t>
+      </w:r>
+      <w:proofErr w:type="spellStart"/>
+      <w:r>
+        <w:t>maksimizovanjem</w:t>
+      </w:r>
+      <w:proofErr w:type="spellEnd"/>
+      <w:r>
+        <w:t xml:space="preserve"> </w:t>
+      </w:r>
+      <w:proofErr w:type="spellStart"/>
+      <w:r>
+        <w:t>funkcije</w:t>
+      </w:r>
+      <w:proofErr w:type="spellEnd"/>
+      <w:r>
+        <w:t xml:space="preserve"> </w:t>
+      </w:r>
+      <w:proofErr w:type="spellStart"/>
+      <w:r>
+        <w:t>gubitaka-troškova</w:t>
+      </w:r>
+      <w:proofErr w:type="spellEnd"/>
+      <w:r>
+        <w:t xml:space="preserve">, </w:t>
+      </w:r>
+      <w:proofErr w:type="spellStart"/>
+      <w:r>
+        <w:t>tako</w:t>
+      </w:r>
+      <w:proofErr w:type="spellEnd"/>
+      <w:r>
+        <w:t xml:space="preserve"> da </w:t>
+      </w:r>
+      <w:proofErr w:type="spellStart"/>
+      <w:r>
+        <w:t>dobijemo</w:t>
+      </w:r>
+      <w:proofErr w:type="spellEnd"/>
+      <w:r>
+        <w:t xml:space="preserve"> </w:t>
+      </w:r>
+      <w:proofErr w:type="spellStart"/>
+      <w:r>
+        <w:t>optimalan</w:t>
+      </w:r>
+      <w:proofErr w:type="spellEnd"/>
+      <w:r>
+        <w:t xml:space="preserve"> </w:t>
+      </w:r>
+      <w:proofErr w:type="spellStart"/>
+      <w:r>
+        <w:t>rezultat</w:t>
+      </w:r>
+      <w:proofErr w:type="spellEnd"/>
+      <w:r>
+        <w:t xml:space="preserve"> za </w:t>
+      </w:r>
+      <w:proofErr w:type="spellStart"/>
       <w:r>
         <w:t>dat</w:t>
       </w:r>
       <w:r>
         <w:t>i</w:t>
       </w:r>
+      <w:proofErr w:type="spellEnd"/>
       <w:r>
         <w:t xml:space="preserve"> problem. </w:t>
       </w:r>
     </w:p>
     <w:p/>
     <w:p>
-      <w:r>
-        <w:t xml:space="preserve">Zbog toga i koristimo genetski algoritam (GA). Genetski algoritam je </w:t>
-      </w:r>
-      <w:r>
-        <w:t>jedan od najednostavnijih algoritama od evolucionih algoritama.</w:t>
-      </w:r>
-      <w:r>
-        <w:t xml:space="preserve"> Inspirisan je prirodnom evolucijom. Genetski algoritam koristi tehnike prirodne selekcije poput nasleđivanja, mutacije, selekcije i ukrštanja. </w:t>
+      <w:pPr>
+        <w:ind w:firstLine="360"/>
+      </w:pPr>
+      <w:proofErr w:type="spellStart"/>
+      <w:r>
+        <w:t>Zbog</w:t>
+      </w:r>
+      <w:proofErr w:type="spellEnd"/>
+      <w:r>
+        <w:t xml:space="preserve"> toga </w:t>
+      </w:r>
+      <w:proofErr w:type="spellStart"/>
+      <w:r>
+        <w:t>i</w:t>
+      </w:r>
+      <w:proofErr w:type="spellEnd"/>
+      <w:r>
+        <w:t xml:space="preserve"> </w:t>
+      </w:r>
+      <w:proofErr w:type="spellStart"/>
+      <w:r>
+        <w:t>koristimo</w:t>
+      </w:r>
+      <w:proofErr w:type="spellEnd"/>
+      <w:r>
+        <w:t xml:space="preserve"> </w:t>
+      </w:r>
+      <w:proofErr w:type="spellStart"/>
+      <w:r>
+        <w:t>genetski</w:t>
+      </w:r>
+      <w:proofErr w:type="spellEnd"/>
+      <w:r>
+        <w:t xml:space="preserve"> </w:t>
+      </w:r>
+      <w:proofErr w:type="spellStart"/>
+      <w:r>
+        <w:t>algoritam</w:t>
+      </w:r>
+      <w:proofErr w:type="spellEnd"/>
+      <w:r>
+        <w:t xml:space="preserve"> (GA). </w:t>
+      </w:r>
+      <w:proofErr w:type="spellStart"/>
+      <w:r>
+        <w:t>Genetski</w:t>
+      </w:r>
+      <w:proofErr w:type="spellEnd"/>
+      <w:r>
+        <w:t xml:space="preserve"> </w:t>
+      </w:r>
+      <w:proofErr w:type="spellStart"/>
+      <w:r>
+        <w:t>algoritam</w:t>
+      </w:r>
+      <w:proofErr w:type="spellEnd"/>
+      <w:r>
+        <w:t xml:space="preserve"> je </w:t>
+      </w:r>
+      <w:proofErr w:type="spellStart"/>
+      <w:r>
+        <w:t>jedan</w:t>
+      </w:r>
+      <w:proofErr w:type="spellEnd"/>
+      <w:r>
+        <w:t xml:space="preserve"> od </w:t>
+      </w:r>
+      <w:proofErr w:type="spellStart"/>
+      <w:r>
+        <w:t>najednostavnijih</w:t>
+      </w:r>
+      <w:proofErr w:type="spellEnd"/>
+      <w:r>
+        <w:t xml:space="preserve"> </w:t>
+      </w:r>
+      <w:proofErr w:type="spellStart"/>
+      <w:r>
+        <w:t>algoritama</w:t>
+      </w:r>
+      <w:proofErr w:type="spellEnd"/>
+      <w:r>
+        <w:t xml:space="preserve"> </w:t>
+      </w:r>
+      <w:proofErr w:type="spellStart"/>
+      <w:r>
+        <w:t>od</w:t>
+      </w:r>
+      <w:proofErr w:type="spellEnd"/>
+      <w:r>
+        <w:t xml:space="preserve"> </w:t>
+      </w:r>
+      <w:proofErr w:type="spellStart"/>
+      <w:r>
+        <w:t>evolucionih</w:t>
+      </w:r>
+      <w:proofErr w:type="spellEnd"/>
+      <w:r>
+        <w:t xml:space="preserve"> </w:t>
+      </w:r>
+      <w:proofErr w:type="spellStart"/>
+      <w:r>
+        <w:t>algoritama</w:t>
+      </w:r>
+      <w:proofErr w:type="spellEnd"/>
+      <w:r>
+        <w:t>.</w:t>
+      </w:r>
+      <w:r>
+        <w:t xml:space="preserve"> </w:t>
+      </w:r>
+      <w:proofErr w:type="spellStart"/>
+      <w:r>
+        <w:t>Inspirisan</w:t>
+      </w:r>
+      <w:proofErr w:type="spellEnd"/>
+      <w:r>
+        <w:t xml:space="preserve"> je </w:t>
+      </w:r>
+      <w:proofErr w:type="spellStart"/>
+      <w:r>
+        <w:t>prirodnom</w:t>
+      </w:r>
+      <w:proofErr w:type="spellEnd"/>
+      <w:r>
+        <w:t xml:space="preserve"> </w:t>
+      </w:r>
+      <w:proofErr w:type="spellStart"/>
+      <w:r>
+        <w:t>evolucijom</w:t>
+      </w:r>
+      <w:proofErr w:type="spellEnd"/>
+      <w:r>
+        <w:t xml:space="preserve">. </w:t>
+      </w:r>
+      <w:proofErr w:type="spellStart"/>
+      <w:r>
+        <w:t>Genetski</w:t>
+      </w:r>
+      <w:proofErr w:type="spellEnd"/>
+      <w:r>
+        <w:t xml:space="preserve"> </w:t>
+      </w:r>
+      <w:proofErr w:type="spellStart"/>
+      <w:r>
+        <w:t>algoritam</w:t>
+      </w:r>
+      <w:proofErr w:type="spellEnd"/>
+      <w:r>
+        <w:t xml:space="preserve"> </w:t>
+      </w:r>
+      <w:proofErr w:type="spellStart"/>
+      <w:r>
+        <w:t>koristi</w:t>
+      </w:r>
+      <w:proofErr w:type="spellEnd"/>
+      <w:r>
+        <w:t xml:space="preserve"> </w:t>
+      </w:r>
+      <w:proofErr w:type="spellStart"/>
+      <w:r>
+        <w:t>tehnike</w:t>
+      </w:r>
+      <w:proofErr w:type="spellEnd"/>
+      <w:r>
+        <w:t xml:space="preserve"> </w:t>
+      </w:r>
+      <w:proofErr w:type="spellStart"/>
+      <w:r>
+        <w:t>prirodne</w:t>
+      </w:r>
+      <w:proofErr w:type="spellEnd"/>
+      <w:r>
+        <w:t xml:space="preserve"> </w:t>
+      </w:r>
+      <w:proofErr w:type="spellStart"/>
+      <w:r>
+        <w:t>selekcije</w:t>
+      </w:r>
+      <w:proofErr w:type="spellEnd"/>
+      <w:r>
+        <w:t xml:space="preserve"> </w:t>
+      </w:r>
+      <w:proofErr w:type="spellStart"/>
+      <w:r>
+        <w:t>poput</w:t>
+      </w:r>
+      <w:proofErr w:type="spellEnd"/>
+      <w:r>
+        <w:t xml:space="preserve"> </w:t>
+      </w:r>
+      <w:proofErr w:type="spellStart"/>
+      <w:r>
+        <w:t>nasleđivanja</w:t>
+      </w:r>
+      <w:proofErr w:type="spellEnd"/>
+      <w:r>
+        <w:t xml:space="preserve">, </w:t>
+      </w:r>
+      <w:proofErr w:type="spellStart"/>
+      <w:r>
+        <w:t>mutacije</w:t>
+      </w:r>
+      <w:proofErr w:type="spellEnd"/>
+      <w:r>
+        <w:t xml:space="preserve">, </w:t>
+      </w:r>
+      <w:proofErr w:type="spellStart"/>
+      <w:r>
+        <w:t>selekcije</w:t>
+      </w:r>
+      <w:proofErr w:type="spellEnd"/>
+      <w:r>
+        <w:t xml:space="preserve"> </w:t>
+      </w:r>
+      <w:proofErr w:type="spellStart"/>
+      <w:r>
+        <w:t>i</w:t>
+      </w:r>
+      <w:proofErr w:type="spellEnd"/>
+      <w:r>
+        <w:t xml:space="preserve"> </w:t>
+      </w:r>
+      <w:proofErr w:type="spellStart"/>
+      <w:r>
+        <w:t>ukrštanja</w:t>
+      </w:r>
+      <w:proofErr w:type="spellEnd"/>
+      <w:r>
+        <w:t xml:space="preserve">. </w:t>
       </w:r>
     </w:p>
     <w:p/>
     <w:p>
-      <w:r>
-        <w:t xml:space="preserve">Cilj ovog projektnog zadatka je rešiti </w:t>
+      <w:pPr>
+        <w:ind w:firstLine="360"/>
+      </w:pPr>
+      <w:proofErr w:type="spellStart"/>
+      <w:r>
+        <w:t>Cilj</w:t>
+      </w:r>
+      <w:proofErr w:type="spellEnd"/>
+      <w:r>
+        <w:t xml:space="preserve"> </w:t>
+      </w:r>
+      <w:proofErr w:type="spellStart"/>
+      <w:r>
+        <w:t>ovog</w:t>
+      </w:r>
+      <w:proofErr w:type="spellEnd"/>
+      <w:r>
+        <w:t xml:space="preserve"> </w:t>
+      </w:r>
+      <w:proofErr w:type="spellStart"/>
+      <w:r>
+        <w:t>projektnog</w:t>
+      </w:r>
+      <w:proofErr w:type="spellEnd"/>
+      <w:r>
+        <w:t xml:space="preserve"> </w:t>
+      </w:r>
+      <w:proofErr w:type="spellStart"/>
+      <w:r>
+        <w:t>zadatka</w:t>
+      </w:r>
+      <w:proofErr w:type="spellEnd"/>
+      <w:r>
+        <w:t xml:space="preserve"> je </w:t>
+      </w:r>
+      <w:proofErr w:type="spellStart"/>
+      <w:r>
+        <w:t>rešiti</w:t>
+      </w:r>
+      <w:proofErr w:type="spellEnd"/>
+      <w:r>
+        <w:t xml:space="preserve"> </w:t>
       </w:r>
       <w:r>
         <w:rPr>
@@ -804,7 +2342,199 @@
         <w:t>Knapsack 0-1</w:t>
       </w:r>
       <w:r>
-        <w:t xml:space="preserve"> pronlem korišćenjem ovog algoritma i analizirati kvalitet rešenja. Implementacija obuhvata kod rešenja, funkcije prilagođenosti, selekcije, ukrštanja,…. Kao i analizu uticaja parametara algoritma na dobijeni rezultat.   </w:t>
+        <w:t xml:space="preserve"> </w:t>
+      </w:r>
+      <w:proofErr w:type="spellStart"/>
+      <w:r>
+        <w:t>pronlem</w:t>
+      </w:r>
+      <w:proofErr w:type="spellEnd"/>
+      <w:r>
+        <w:t xml:space="preserve"> </w:t>
+      </w:r>
+      <w:proofErr w:type="spellStart"/>
+      <w:r>
+        <w:t>korišćenjem</w:t>
+      </w:r>
+      <w:proofErr w:type="spellEnd"/>
+      <w:r>
+        <w:t xml:space="preserve"> </w:t>
+      </w:r>
+      <w:proofErr w:type="spellStart"/>
+      <w:r>
+        <w:t>ovog</w:t>
+      </w:r>
+      <w:proofErr w:type="spellEnd"/>
+      <w:r>
+        <w:t xml:space="preserve"> </w:t>
+      </w:r>
+      <w:proofErr w:type="spellStart"/>
+      <w:r>
+        <w:t>algoritma</w:t>
+      </w:r>
+      <w:proofErr w:type="spellEnd"/>
+      <w:r>
+        <w:t xml:space="preserve"> </w:t>
+      </w:r>
+      <w:proofErr w:type="spellStart"/>
+      <w:r>
+        <w:t>i</w:t>
+      </w:r>
+      <w:proofErr w:type="spellEnd"/>
+      <w:r>
+        <w:t xml:space="preserve"> </w:t>
+      </w:r>
+      <w:proofErr w:type="spellStart"/>
+      <w:r>
+        <w:t>analizirati</w:t>
+      </w:r>
+      <w:proofErr w:type="spellEnd"/>
+      <w:r>
+        <w:t xml:space="preserve"> </w:t>
+      </w:r>
+      <w:proofErr w:type="spellStart"/>
+      <w:r>
+        <w:t>kvalitet</w:t>
+      </w:r>
+      <w:proofErr w:type="spellEnd"/>
+      <w:r>
+        <w:t xml:space="preserve"> </w:t>
+      </w:r>
+      <w:proofErr w:type="spellStart"/>
+      <w:r>
+        <w:t>rešenja</w:t>
+      </w:r>
+      <w:proofErr w:type="spellEnd"/>
+      <w:r>
+        <w:t xml:space="preserve">. </w:t>
+      </w:r>
+      <w:proofErr w:type="spellStart"/>
+      <w:r>
+        <w:t>Implementacija</w:t>
+      </w:r>
+      <w:proofErr w:type="spellEnd"/>
+      <w:r>
+        <w:t xml:space="preserve"> </w:t>
+      </w:r>
+      <w:proofErr w:type="spellStart"/>
+      <w:r>
+        <w:t>obuhvata</w:t>
+      </w:r>
+      <w:proofErr w:type="spellEnd"/>
+      <w:r>
+        <w:t xml:space="preserve"> </w:t>
+      </w:r>
+      <w:proofErr w:type="spellStart"/>
+      <w:r>
+        <w:t>kod</w:t>
+      </w:r>
+      <w:proofErr w:type="spellEnd"/>
+      <w:r>
+        <w:t xml:space="preserve"> </w:t>
+      </w:r>
+      <w:proofErr w:type="spellStart"/>
+      <w:r>
+        <w:t>rešenja</w:t>
+      </w:r>
+      <w:proofErr w:type="spellEnd"/>
+      <w:r>
+        <w:t xml:space="preserve">, </w:t>
+      </w:r>
+      <w:proofErr w:type="spellStart"/>
+      <w:r>
+        <w:t>funkcije</w:t>
+      </w:r>
+      <w:proofErr w:type="spellEnd"/>
+      <w:r>
+        <w:t xml:space="preserve"> </w:t>
+      </w:r>
+      <w:proofErr w:type="spellStart"/>
+      <w:r>
+        <w:t>prilagođenosti</w:t>
+      </w:r>
+      <w:proofErr w:type="spellEnd"/>
+      <w:r>
+        <w:t xml:space="preserve">, </w:t>
+      </w:r>
+      <w:proofErr w:type="spellStart"/>
+      <w:r>
+        <w:t>selekcije</w:t>
+      </w:r>
+      <w:proofErr w:type="spellEnd"/>
+      <w:r>
+        <w:t xml:space="preserve">, </w:t>
+      </w:r>
+      <w:proofErr w:type="spellStart"/>
+      <w:r>
+        <w:t>ukrštanja</w:t>
+      </w:r>
+      <w:proofErr w:type="spellEnd"/>
+      <w:r>
+        <w:t xml:space="preserve">,…. Kao </w:t>
+      </w:r>
+      <w:proofErr w:type="spellStart"/>
+      <w:r>
+        <w:t>i</w:t>
+      </w:r>
+      <w:proofErr w:type="spellEnd"/>
+      <w:r>
+        <w:t xml:space="preserve"> </w:t>
+      </w:r>
+      <w:proofErr w:type="spellStart"/>
+      <w:r>
+        <w:t>analizu</w:t>
+      </w:r>
+      <w:proofErr w:type="spellEnd"/>
+      <w:r>
+        <w:t xml:space="preserve"> </w:t>
+      </w:r>
+      <w:proofErr w:type="spellStart"/>
+      <w:r>
+        <w:t>uticaja</w:t>
+      </w:r>
+      <w:proofErr w:type="spellEnd"/>
+      <w:r>
+        <w:t xml:space="preserve"> </w:t>
+      </w:r>
+      <w:proofErr w:type="spellStart"/>
+      <w:r>
+        <w:t>parametara</w:t>
+      </w:r>
+      <w:proofErr w:type="spellEnd"/>
+      <w:r>
+        <w:t xml:space="preserve"> </w:t>
+      </w:r>
+      <w:proofErr w:type="spellStart"/>
+      <w:r>
+        <w:t>algoritma</w:t>
+      </w:r>
+      <w:proofErr w:type="spellEnd"/>
+      <w:r>
+        <w:t xml:space="preserve"> </w:t>
+      </w:r>
+      <w:proofErr w:type="spellStart"/>
+      <w:r>
+        <w:t>na</w:t>
+      </w:r>
+      <w:proofErr w:type="spellEnd"/>
+      <w:r>
+        <w:t xml:space="preserve"> </w:t>
+      </w:r>
+      <w:proofErr w:type="spellStart"/>
+      <w:r>
+        <w:t>dobijeni</w:t>
+      </w:r>
+      <w:proofErr w:type="spellEnd"/>
+      <w:r>
+        <w:t xml:space="preserve"> </w:t>
+      </w:r>
+      <w:proofErr w:type="spellStart"/>
+      <w:r>
+        <w:t>rezultat</w:t>
+      </w:r>
+      <w:proofErr w:type="spellEnd"/>
+      <w:r>
+        <w:t xml:space="preserve">.   </w:t>
       </w:r>
       <w:r>
         <w:t xml:space="preserve"> </w:t>
@@ -829,32 +2559,335 @@
     <w:p>
       <w:pPr>
         <w:pStyle w:val="Heading1"/>
-      </w:pPr>
+        <w:numPr>
+          <w:ilvl w:val="0"/>
+          <w:numId w:val="2"/>
+        </w:numPr>
+      </w:pPr>
+      <w:proofErr w:type="spellStart"/>
       <w:r>
         <w:t>Implementacija</w:t>
       </w:r>
+      <w:proofErr w:type="spellEnd"/>
     </w:p>
     <w:p/>
     <w:p>
-      <w:r>
-        <w:t xml:space="preserve">Implementacija problema zasniva se na genetskom algoritmu (GA), koji koristi tehnike prirodne evolucije. Kao što smo već rekli, koristi </w:t>
-      </w:r>
-      <w:r>
-        <w:t xml:space="preserve">tehnike poput selekcije, mutacija, ukrštanja, evaluacije. </w:t>
+      <w:pPr>
+        <w:ind w:firstLine="360"/>
+      </w:pPr>
+      <w:proofErr w:type="spellStart"/>
+      <w:r>
+        <w:t>Implementacija</w:t>
+      </w:r>
+      <w:proofErr w:type="spellEnd"/>
+      <w:r>
+        <w:t xml:space="preserve"> </w:t>
+      </w:r>
+      <w:proofErr w:type="spellStart"/>
+      <w:r>
+        <w:t>problema</w:t>
+      </w:r>
+      <w:proofErr w:type="spellEnd"/>
+      <w:r>
+        <w:t xml:space="preserve"> </w:t>
+      </w:r>
+      <w:proofErr w:type="spellStart"/>
+      <w:r>
+        <w:t>zasniva</w:t>
+      </w:r>
+      <w:proofErr w:type="spellEnd"/>
+      <w:r>
+        <w:t xml:space="preserve"> se </w:t>
+      </w:r>
+      <w:proofErr w:type="spellStart"/>
+      <w:r>
+        <w:t>na</w:t>
+      </w:r>
+      <w:proofErr w:type="spellEnd"/>
+      <w:r>
+        <w:t xml:space="preserve"> </w:t>
+      </w:r>
+      <w:proofErr w:type="spellStart"/>
+      <w:r>
+        <w:t>genetskom</w:t>
+      </w:r>
+      <w:proofErr w:type="spellEnd"/>
+      <w:r>
+        <w:t xml:space="preserve"> </w:t>
+      </w:r>
+      <w:proofErr w:type="spellStart"/>
+      <w:r>
+        <w:t>algoritmu</w:t>
+      </w:r>
+      <w:proofErr w:type="spellEnd"/>
+      <w:r>
+        <w:t xml:space="preserve"> (GA), koji </w:t>
+      </w:r>
+      <w:proofErr w:type="spellStart"/>
+      <w:r>
+        <w:t>koristi</w:t>
+      </w:r>
+      <w:proofErr w:type="spellEnd"/>
+      <w:r>
+        <w:t xml:space="preserve"> </w:t>
+      </w:r>
+      <w:proofErr w:type="spellStart"/>
+      <w:r>
+        <w:t>tehnike</w:t>
+      </w:r>
+      <w:proofErr w:type="spellEnd"/>
+      <w:r>
+        <w:t xml:space="preserve"> </w:t>
+      </w:r>
+      <w:proofErr w:type="spellStart"/>
+      <w:r>
+        <w:t>prirodne</w:t>
+      </w:r>
+      <w:proofErr w:type="spellEnd"/>
+      <w:r>
+        <w:t xml:space="preserve"> </w:t>
+      </w:r>
+      <w:proofErr w:type="spellStart"/>
+      <w:r>
+        <w:t>evolucije</w:t>
+      </w:r>
+      <w:proofErr w:type="spellEnd"/>
+      <w:r>
+        <w:t xml:space="preserve">. Kao </w:t>
+      </w:r>
+      <w:proofErr w:type="spellStart"/>
+      <w:r>
+        <w:t>što</w:t>
+      </w:r>
+      <w:proofErr w:type="spellEnd"/>
+      <w:r>
+        <w:t xml:space="preserve"> </w:t>
+      </w:r>
+      <w:proofErr w:type="spellStart"/>
+      <w:r>
+        <w:t>smo</w:t>
+      </w:r>
+      <w:proofErr w:type="spellEnd"/>
+      <w:r>
+        <w:t xml:space="preserve"> </w:t>
+      </w:r>
+      <w:proofErr w:type="spellStart"/>
+      <w:r>
+        <w:t>već</w:t>
+      </w:r>
+      <w:proofErr w:type="spellEnd"/>
+      <w:r>
+        <w:t xml:space="preserve"> </w:t>
+      </w:r>
+      <w:proofErr w:type="spellStart"/>
+      <w:r>
+        <w:t>rekli</w:t>
+      </w:r>
+      <w:proofErr w:type="spellEnd"/>
+      <w:r>
+        <w:t xml:space="preserve">, </w:t>
+      </w:r>
+      <w:proofErr w:type="spellStart"/>
+      <w:r>
+        <w:t>koristi</w:t>
+      </w:r>
+      <w:proofErr w:type="spellEnd"/>
+      <w:r>
+        <w:t xml:space="preserve"> </w:t>
+      </w:r>
+      <w:proofErr w:type="spellStart"/>
+      <w:r>
+        <w:t>tehnike</w:t>
+      </w:r>
+      <w:proofErr w:type="spellEnd"/>
+      <w:r>
+        <w:t xml:space="preserve"> </w:t>
+      </w:r>
+      <w:proofErr w:type="spellStart"/>
+      <w:r>
+        <w:t>poput</w:t>
+      </w:r>
+      <w:proofErr w:type="spellEnd"/>
+      <w:r>
+        <w:t xml:space="preserve"> </w:t>
+      </w:r>
+      <w:proofErr w:type="spellStart"/>
+      <w:r>
+        <w:t>selekcije</w:t>
+      </w:r>
+      <w:proofErr w:type="spellEnd"/>
+      <w:r>
+        <w:t xml:space="preserve">, </w:t>
+      </w:r>
+      <w:proofErr w:type="spellStart"/>
+      <w:r>
+        <w:t>mutacija</w:t>
+      </w:r>
+      <w:proofErr w:type="spellEnd"/>
+      <w:r>
+        <w:t xml:space="preserve">, </w:t>
+      </w:r>
+      <w:proofErr w:type="spellStart"/>
+      <w:r>
+        <w:t>ukrštanja</w:t>
+      </w:r>
+      <w:proofErr w:type="spellEnd"/>
+      <w:r>
+        <w:t xml:space="preserve">, </w:t>
+      </w:r>
+      <w:proofErr w:type="spellStart"/>
+      <w:r>
+        <w:t>evaluacije</w:t>
+      </w:r>
+      <w:proofErr w:type="spellEnd"/>
+      <w:r>
+        <w:t xml:space="preserve">. </w:t>
       </w:r>
     </w:p>
     <w:p/>
     <w:p>
-      <w:r>
-        <w:t>Pre samog algoritma neophodno je učitati podatke iz data_knapsack01.txt</w:t>
-      </w:r>
-      <w:r>
-        <w:t>. Nakon što to izvršimo process počinje.</w:t>
-      </w:r>
-    </w:p>
-    <w:p>
-      <w:r>
-        <w:t>Za implementaciju genetskog algoritma koristimo sledeće korake:</w:t>
+      <w:pPr>
+        <w:ind w:firstLine="720"/>
+      </w:pPr>
+      <w:r>
+        <w:t xml:space="preserve">Pre </w:t>
+      </w:r>
+      <w:proofErr w:type="spellStart"/>
+      <w:r>
+        <w:t>samog</w:t>
+      </w:r>
+      <w:proofErr w:type="spellEnd"/>
+      <w:r>
+        <w:t xml:space="preserve"> </w:t>
+      </w:r>
+      <w:proofErr w:type="spellStart"/>
+      <w:r>
+        <w:t>algoritma</w:t>
+      </w:r>
+      <w:proofErr w:type="spellEnd"/>
+      <w:r>
+        <w:t xml:space="preserve"> </w:t>
+      </w:r>
+      <w:proofErr w:type="spellStart"/>
+      <w:r>
+        <w:t>neophodno</w:t>
+      </w:r>
+      <w:proofErr w:type="spellEnd"/>
+      <w:r>
+        <w:t xml:space="preserve"> je </w:t>
+      </w:r>
+      <w:proofErr w:type="spellStart"/>
+      <w:r>
+        <w:t>učitati</w:t>
+      </w:r>
+      <w:proofErr w:type="spellEnd"/>
+      <w:r>
+        <w:t xml:space="preserve"> </w:t>
+      </w:r>
+      <w:proofErr w:type="spellStart"/>
+      <w:r>
+        <w:t>podatke</w:t>
+      </w:r>
+      <w:proofErr w:type="spellEnd"/>
+      <w:r>
+        <w:t xml:space="preserve"> </w:t>
+      </w:r>
+      <w:proofErr w:type="spellStart"/>
+      <w:r>
+        <w:t>iz</w:t>
+      </w:r>
+      <w:proofErr w:type="spellEnd"/>
+      <w:r>
+        <w:t xml:space="preserve"> data_knapsack01.txt</w:t>
+      </w:r>
+      <w:r>
+        <w:t xml:space="preserve">. </w:t>
+      </w:r>
+      <w:proofErr w:type="spellStart"/>
+      <w:r>
+        <w:t>Nakon</w:t>
+      </w:r>
+      <w:proofErr w:type="spellEnd"/>
+      <w:r>
+        <w:t xml:space="preserve"> </w:t>
+      </w:r>
+      <w:proofErr w:type="spellStart"/>
+      <w:r>
+        <w:t>što</w:t>
+      </w:r>
+      <w:proofErr w:type="spellEnd"/>
+      <w:r>
+        <w:t xml:space="preserve"> to </w:t>
+      </w:r>
+      <w:proofErr w:type="spellStart"/>
+      <w:r>
+        <w:t>izvršimo</w:t>
+      </w:r>
+      <w:proofErr w:type="spellEnd"/>
+      <w:r>
+        <w:t xml:space="preserve"> process </w:t>
+      </w:r>
+      <w:proofErr w:type="spellStart"/>
+      <w:r>
+        <w:t>počinje</w:t>
+      </w:r>
+      <w:proofErr w:type="spellEnd"/>
+      <w:r>
+        <w:t>.</w:t>
+      </w:r>
+    </w:p>
+    <w:p/>
+    <w:p>
+      <w:r>
+        <w:t xml:space="preserve">Za </w:t>
+      </w:r>
+      <w:proofErr w:type="spellStart"/>
+      <w:r>
+        <w:t>implementaciju</w:t>
+      </w:r>
+      <w:proofErr w:type="spellEnd"/>
+      <w:r>
+        <w:t xml:space="preserve"> </w:t>
+      </w:r>
+      <w:proofErr w:type="spellStart"/>
+      <w:r>
+        <w:t>genetskog</w:t>
+      </w:r>
+      <w:proofErr w:type="spellEnd"/>
+      <w:r>
+        <w:t xml:space="preserve"> </w:t>
+      </w:r>
+      <w:proofErr w:type="spellStart"/>
+      <w:r>
+        <w:t>algoritma</w:t>
+      </w:r>
+      <w:proofErr w:type="spellEnd"/>
+      <w:r>
+        <w:t xml:space="preserve"> </w:t>
+      </w:r>
+      <w:proofErr w:type="spellStart"/>
+      <w:r>
+        <w:t>koristimo</w:t>
+      </w:r>
+      <w:proofErr w:type="spellEnd"/>
+      <w:r>
+        <w:t xml:space="preserve"> </w:t>
+      </w:r>
+      <w:proofErr w:type="spellStart"/>
+      <w:r>
+        <w:t>sledeće</w:t>
+      </w:r>
+      <w:proofErr w:type="spellEnd"/>
+      <w:r>
+        <w:t xml:space="preserve"> </w:t>
+      </w:r>
+      <w:proofErr w:type="spellStart"/>
+      <w:r>
+        <w:t>korake</w:t>
+      </w:r>
+      <w:proofErr w:type="spellEnd"/>
+      <w:r>
+        <w:t>:</w:t>
       </w:r>
     </w:p>
     <w:p>
@@ -865,8 +2898,93 @@
           <w:numId w:val="1"/>
         </w:numPr>
       </w:pPr>
-      <w:r>
-        <w:t xml:space="preserve">Kodiranje rešenja (hromozoma) – Svaki hromozom predstavlja moguće rešenje i on je predstavljen niz </w:t>
+      <w:proofErr w:type="spellStart"/>
+      <w:r>
+        <w:t>Kodiranje</w:t>
+      </w:r>
+      <w:proofErr w:type="spellEnd"/>
+      <w:r>
+        <w:t xml:space="preserve"> </w:t>
+      </w:r>
+      <w:proofErr w:type="spellStart"/>
+      <w:r>
+        <w:t>rešenja</w:t>
+      </w:r>
+      <w:proofErr w:type="spellEnd"/>
+      <w:r>
+        <w:t xml:space="preserve"> (</w:t>
+      </w:r>
+      <w:proofErr w:type="spellStart"/>
+      <w:r>
+        <w:t>hromozoma</w:t>
+      </w:r>
+      <w:proofErr w:type="spellEnd"/>
+      <w:r>
+        <w:t xml:space="preserve">) – </w:t>
+      </w:r>
+      <w:proofErr w:type="spellStart"/>
+      <w:r>
+        <w:t>Svaki</w:t>
+      </w:r>
+      <w:proofErr w:type="spellEnd"/>
+      <w:r>
+        <w:t xml:space="preserve"> </w:t>
+      </w:r>
+      <w:proofErr w:type="spellStart"/>
+      <w:r>
+        <w:t>hromozom</w:t>
+      </w:r>
+      <w:proofErr w:type="spellEnd"/>
+      <w:r>
+        <w:t xml:space="preserve"> </w:t>
+      </w:r>
+      <w:proofErr w:type="spellStart"/>
+      <w:r>
+        <w:t>predstavlja</w:t>
+      </w:r>
+      <w:proofErr w:type="spellEnd"/>
+      <w:r>
+        <w:t xml:space="preserve"> </w:t>
+      </w:r>
+      <w:proofErr w:type="spellStart"/>
+      <w:r>
+        <w:t>moguće</w:t>
+      </w:r>
+      <w:proofErr w:type="spellEnd"/>
+      <w:r>
+        <w:t xml:space="preserve"> </w:t>
+      </w:r>
+      <w:proofErr w:type="spellStart"/>
+      <w:r>
+        <w:t>rešenje</w:t>
+      </w:r>
+      <w:proofErr w:type="spellEnd"/>
+      <w:r>
+        <w:t xml:space="preserve"> </w:t>
+      </w:r>
+      <w:proofErr w:type="spellStart"/>
+      <w:r>
+        <w:t>i</w:t>
+      </w:r>
+      <w:proofErr w:type="spellEnd"/>
+      <w:r>
+        <w:t xml:space="preserve"> on je </w:t>
+      </w:r>
+      <w:proofErr w:type="spellStart"/>
+      <w:r>
+        <w:t>predstavljen</w:t>
+      </w:r>
+      <w:proofErr w:type="spellEnd"/>
+      <w:r>
+        <w:t xml:space="preserve"> </w:t>
+      </w:r>
+      <w:proofErr w:type="spellStart"/>
+      <w:r>
+        <w:t>niz</w:t>
+      </w:r>
+      <w:proofErr w:type="spellEnd"/>
+      <w:r>
+        <w:t xml:space="preserve"> </w:t>
       </w:r>
     </w:p>
     <w:p>
@@ -877,9 +2995,59 @@
           <w:numId w:val="1"/>
         </w:numPr>
       </w:pPr>
-      <w:r>
-        <w:t>Inicijalizacija populacije – Kreiramo početnu populaciju nasumičnih hromozoma</w:t>
-      </w:r>
+      <w:proofErr w:type="spellStart"/>
+      <w:r>
+        <w:t>Inicijalizacija</w:t>
+      </w:r>
+      <w:proofErr w:type="spellEnd"/>
+      <w:r>
+        <w:t xml:space="preserve"> </w:t>
+      </w:r>
+      <w:proofErr w:type="spellStart"/>
+      <w:r>
+        <w:t>populacije</w:t>
+      </w:r>
+      <w:proofErr w:type="spellEnd"/>
+      <w:r>
+        <w:t xml:space="preserve"> – </w:t>
+      </w:r>
+      <w:proofErr w:type="spellStart"/>
+      <w:r>
+        <w:t>Kreiramo</w:t>
+      </w:r>
+      <w:proofErr w:type="spellEnd"/>
+      <w:r>
+        <w:t xml:space="preserve"> </w:t>
+      </w:r>
+      <w:proofErr w:type="spellStart"/>
+      <w:r>
+        <w:t>početnu</w:t>
+      </w:r>
+      <w:proofErr w:type="spellEnd"/>
+      <w:r>
+        <w:t xml:space="preserve"> </w:t>
+      </w:r>
+      <w:proofErr w:type="spellStart"/>
+      <w:r>
+        <w:t>populaciju</w:t>
+      </w:r>
+      <w:proofErr w:type="spellEnd"/>
+      <w:r>
+        <w:t xml:space="preserve"> </w:t>
+      </w:r>
+      <w:proofErr w:type="spellStart"/>
+      <w:r>
+        <w:t>nasumičnih</w:t>
+      </w:r>
+      <w:proofErr w:type="spellEnd"/>
+      <w:r>
+        <w:t xml:space="preserve"> </w:t>
+      </w:r>
+      <w:proofErr w:type="spellStart"/>
+      <w:r>
+        <w:t>hromozoma</w:t>
+      </w:r>
+      <w:proofErr w:type="spellEnd"/>
     </w:p>
     <w:p>
       <w:pPr>
@@ -889,9 +3057,11 @@
           <w:numId w:val="1"/>
         </w:numPr>
       </w:pPr>
+      <w:proofErr w:type="spellStart"/>
       <w:r>
         <w:t>Evaluacija</w:t>
       </w:r>
+      <w:proofErr w:type="spellEnd"/>
     </w:p>
     <w:p>
       <w:pPr>
@@ -901,8 +3071,69 @@
           <w:numId w:val="1"/>
         </w:numPr>
       </w:pPr>
-      <w:r>
-        <w:t xml:space="preserve">Selekcija roditelja – biramo roditelje na osnovu vrednosti evaluacije </w:t>
+      <w:proofErr w:type="spellStart"/>
+      <w:r>
+        <w:t>Selekcija</w:t>
+      </w:r>
+      <w:proofErr w:type="spellEnd"/>
+      <w:r>
+        <w:t xml:space="preserve"> </w:t>
+      </w:r>
+      <w:proofErr w:type="spellStart"/>
+      <w:r>
+        <w:t>roditelja</w:t>
+      </w:r>
+      <w:proofErr w:type="spellEnd"/>
+      <w:r>
+        <w:t xml:space="preserve"> – </w:t>
+      </w:r>
+      <w:proofErr w:type="spellStart"/>
+      <w:r>
+        <w:t>biramo</w:t>
+      </w:r>
+      <w:proofErr w:type="spellEnd"/>
+      <w:r>
+        <w:t xml:space="preserve"> </w:t>
+      </w:r>
+      <w:proofErr w:type="spellStart"/>
+      <w:r>
+        <w:t>roditelje</w:t>
+      </w:r>
+      <w:proofErr w:type="spellEnd"/>
+      <w:r>
+        <w:t xml:space="preserve"> </w:t>
+      </w:r>
+      <w:proofErr w:type="spellStart"/>
+      <w:r>
+        <w:t>na</w:t>
+      </w:r>
+      <w:proofErr w:type="spellEnd"/>
+      <w:r>
+        <w:t xml:space="preserve"> </w:t>
+      </w:r>
+      <w:proofErr w:type="spellStart"/>
+      <w:r>
+        <w:t>osnovu</w:t>
+      </w:r>
+      <w:proofErr w:type="spellEnd"/>
+      <w:r>
+        <w:t xml:space="preserve"> </w:t>
+      </w:r>
+      <w:proofErr w:type="spellStart"/>
+      <w:r>
+        <w:t>vrednosti</w:t>
+      </w:r>
+      <w:proofErr w:type="spellEnd"/>
+      <w:r>
+        <w:t xml:space="preserve"> </w:t>
+      </w:r>
+      <w:proofErr w:type="spellStart"/>
+      <w:r>
+        <w:t>evaluacije</w:t>
+      </w:r>
+      <w:proofErr w:type="spellEnd"/>
+      <w:r>
+        <w:t xml:space="preserve"> </w:t>
       </w:r>
     </w:p>
     <w:p>
@@ -913,8 +3144,53 @@
           <w:numId w:val="1"/>
         </w:numPr>
       </w:pPr>
-      <w:r>
-        <w:t xml:space="preserve">Ukrštanje – kombinujemo roditelje da bi dobili potomke </w:t>
+      <w:proofErr w:type="spellStart"/>
+      <w:r>
+        <w:t>Ukrštanje</w:t>
+      </w:r>
+      <w:proofErr w:type="spellEnd"/>
+      <w:r>
+        <w:t xml:space="preserve"> – </w:t>
+      </w:r>
+      <w:proofErr w:type="spellStart"/>
+      <w:r>
+        <w:t>kombinujemo</w:t>
+      </w:r>
+      <w:proofErr w:type="spellEnd"/>
+      <w:r>
+        <w:t xml:space="preserve"> </w:t>
+      </w:r>
+      <w:proofErr w:type="spellStart"/>
+      <w:r>
+        <w:t>roditelje</w:t>
+      </w:r>
+      <w:proofErr w:type="spellEnd"/>
+      <w:r>
+        <w:t xml:space="preserve"> da </w:t>
+      </w:r>
+      <w:proofErr w:type="spellStart"/>
+      <w:r>
+        <w:t>bi</w:t>
+      </w:r>
+      <w:proofErr w:type="spellEnd"/>
+      <w:r>
+        <w:t xml:space="preserve"> </w:t>
+      </w:r>
+      <w:proofErr w:type="spellStart"/>
+      <w:r>
+        <w:t>dobili</w:t>
+      </w:r>
+      <w:proofErr w:type="spellEnd"/>
+      <w:r>
+        <w:t xml:space="preserve"> </w:t>
+      </w:r>
+      <w:proofErr w:type="spellStart"/>
+      <w:r>
+        <w:t>potomke</w:t>
+      </w:r>
+      <w:proofErr w:type="spellEnd"/>
+      <w:r>
+        <w:t xml:space="preserve"> </w:t>
       </w:r>
     </w:p>
     <w:p>
@@ -925,8 +3201,53 @@
           <w:numId w:val="1"/>
         </w:numPr>
       </w:pPr>
-      <w:r>
-        <w:t xml:space="preserve">Mutacija – nasumično menjamo određen broj gena potomaka </w:t>
+      <w:proofErr w:type="spellStart"/>
+      <w:r>
+        <w:t>Mutacija</w:t>
+      </w:r>
+      <w:proofErr w:type="spellEnd"/>
+      <w:r>
+        <w:t xml:space="preserve"> – </w:t>
+      </w:r>
+      <w:proofErr w:type="spellStart"/>
+      <w:r>
+        <w:t>nasumično</w:t>
+      </w:r>
+      <w:proofErr w:type="spellEnd"/>
+      <w:r>
+        <w:t xml:space="preserve"> </w:t>
+      </w:r>
+      <w:proofErr w:type="spellStart"/>
+      <w:r>
+        <w:t>menjamo</w:t>
+      </w:r>
+      <w:proofErr w:type="spellEnd"/>
+      <w:r>
+        <w:t xml:space="preserve"> </w:t>
+      </w:r>
+      <w:proofErr w:type="spellStart"/>
+      <w:r>
+        <w:t>određen</w:t>
+      </w:r>
+      <w:proofErr w:type="spellEnd"/>
+      <w:r>
+        <w:t xml:space="preserve"> </w:t>
+      </w:r>
+      <w:proofErr w:type="spellStart"/>
+      <w:r>
+        <w:t>broj</w:t>
+      </w:r>
+      <w:proofErr w:type="spellEnd"/>
+      <w:r>
+        <w:t xml:space="preserve"> gena </w:t>
+      </w:r>
+      <w:proofErr w:type="spellStart"/>
+      <w:r>
+        <w:t>potomaka</w:t>
+      </w:r>
+      <w:proofErr w:type="spellEnd"/>
+      <w:r>
+        <w:t xml:space="preserve"> </w:t>
       </w:r>
     </w:p>
     <w:p>
@@ -937,22 +3258,571 @@
           <w:numId w:val="1"/>
         </w:numPr>
       </w:pPr>
-      <w:r>
-        <w:t>Zamena generacije – formiramo novu populaciju</w:t>
-      </w:r>
-      <w:r>
-        <w:t xml:space="preserve"> </w:t>
-      </w:r>
-    </w:p>
-    <w:p>
-      <w:r>
-        <w:t>Ponavljamo ovaj process (od druge tačke) sve dok se određeni kriterijumi ne ispune. Jedan od kriterijuma je maksimalan broj generacija kroz koje prolazimo. Drugi kriterijum</w:t>
+      <w:proofErr w:type="spellStart"/>
+      <w:r>
+        <w:t>Zamena</w:t>
+      </w:r>
+      <w:proofErr w:type="spellEnd"/>
+      <w:r>
+        <w:t xml:space="preserve"> </w:t>
+      </w:r>
+      <w:proofErr w:type="spellStart"/>
+      <w:r>
+        <w:t>generacije</w:t>
+      </w:r>
+      <w:proofErr w:type="spellEnd"/>
+      <w:r>
+        <w:t xml:space="preserve"> – </w:t>
+      </w:r>
+      <w:proofErr w:type="spellStart"/>
+      <w:r>
+        <w:t>formiramo</w:t>
+      </w:r>
+      <w:proofErr w:type="spellEnd"/>
+      <w:r>
+        <w:t xml:space="preserve"> </w:t>
+      </w:r>
+      <w:proofErr w:type="spellStart"/>
+      <w:r>
+        <w:t>novu</w:t>
+      </w:r>
+      <w:proofErr w:type="spellEnd"/>
+      <w:r>
+        <w:t xml:space="preserve"> </w:t>
+      </w:r>
+      <w:proofErr w:type="spellStart"/>
+      <w:r>
+        <w:t>populaciju</w:t>
+      </w:r>
+      <w:proofErr w:type="spellEnd"/>
+      <w:r>
+        <w:t xml:space="preserve"> </w:t>
+      </w:r>
+    </w:p>
+    <w:p/>
+    <w:p>
+      <w:pPr>
+        <w:ind w:firstLine="360"/>
+      </w:pPr>
+      <w:proofErr w:type="spellStart"/>
+      <w:r>
+        <w:t>Ponavljamo</w:t>
+      </w:r>
+      <w:proofErr w:type="spellEnd"/>
+      <w:r>
+        <w:t xml:space="preserve"> </w:t>
+      </w:r>
+      <w:proofErr w:type="spellStart"/>
+      <w:r>
+        <w:t>ovaj</w:t>
+      </w:r>
+      <w:proofErr w:type="spellEnd"/>
+      <w:r>
+        <w:t xml:space="preserve"> process (od </w:t>
+      </w:r>
+      <w:proofErr w:type="spellStart"/>
+      <w:r>
+        <w:t>druge</w:t>
+      </w:r>
+      <w:proofErr w:type="spellEnd"/>
+      <w:r>
+        <w:t xml:space="preserve"> </w:t>
+      </w:r>
+      <w:proofErr w:type="spellStart"/>
+      <w:r>
+        <w:t>tačke</w:t>
+      </w:r>
+      <w:proofErr w:type="spellEnd"/>
+      <w:r>
+        <w:t xml:space="preserve">) </w:t>
+      </w:r>
+      <w:proofErr w:type="spellStart"/>
+      <w:r>
+        <w:t>sve</w:t>
+      </w:r>
+      <w:proofErr w:type="spellEnd"/>
+      <w:r>
+        <w:t xml:space="preserve"> </w:t>
+      </w:r>
+      <w:proofErr w:type="spellStart"/>
+      <w:r>
+        <w:t>dok</w:t>
+      </w:r>
+      <w:proofErr w:type="spellEnd"/>
+      <w:r>
+        <w:t xml:space="preserve"> se </w:t>
+      </w:r>
+      <w:proofErr w:type="spellStart"/>
+      <w:r>
+        <w:t>određeni</w:t>
+      </w:r>
+      <w:proofErr w:type="spellEnd"/>
+      <w:r>
+        <w:t xml:space="preserve"> </w:t>
+      </w:r>
+      <w:proofErr w:type="spellStart"/>
+      <w:r>
+        <w:t>kriterijumi</w:t>
+      </w:r>
+      <w:proofErr w:type="spellEnd"/>
+      <w:r>
+        <w:t xml:space="preserve"> ne </w:t>
+      </w:r>
+      <w:proofErr w:type="spellStart"/>
+      <w:r>
+        <w:t>ispune</w:t>
+      </w:r>
+      <w:proofErr w:type="spellEnd"/>
+      <w:r>
+        <w:t xml:space="preserve">. </w:t>
+      </w:r>
+      <w:r>
+        <w:t xml:space="preserve">Jedan od </w:t>
+      </w:r>
+      <w:proofErr w:type="spellStart"/>
+      <w:r>
+        <w:t>kriterijuma</w:t>
+      </w:r>
+      <w:proofErr w:type="spellEnd"/>
+      <w:r>
+        <w:t xml:space="preserve"> je </w:t>
+      </w:r>
+      <w:proofErr w:type="spellStart"/>
+      <w:r>
+        <w:t>ako</w:t>
+      </w:r>
+      <w:proofErr w:type="spellEnd"/>
+      <w:r>
+        <w:t xml:space="preserve"> </w:t>
+      </w:r>
+      <w:proofErr w:type="spellStart"/>
+      <w:r>
+        <w:t>smo</w:t>
+      </w:r>
+      <w:proofErr w:type="spellEnd"/>
+      <w:r>
+        <w:t xml:space="preserve"> </w:t>
+      </w:r>
+      <w:proofErr w:type="spellStart"/>
+      <w:r>
+        <w:t>prošli</w:t>
+      </w:r>
+      <w:proofErr w:type="spellEnd"/>
+      <w:r>
+        <w:t xml:space="preserve"> </w:t>
+      </w:r>
+      <w:proofErr w:type="spellStart"/>
+      <w:r>
+        <w:t>kroz</w:t>
+      </w:r>
+      <w:proofErr w:type="spellEnd"/>
+      <w:r>
+        <w:t xml:space="preserve"> </w:t>
+      </w:r>
+      <w:proofErr w:type="spellStart"/>
+      <w:r>
+        <w:t>maksimalan</w:t>
+      </w:r>
+      <w:proofErr w:type="spellEnd"/>
+      <w:r>
+        <w:t xml:space="preserve"> </w:t>
+      </w:r>
+      <w:proofErr w:type="spellStart"/>
+      <w:r>
+        <w:t>broj</w:t>
+      </w:r>
+      <w:proofErr w:type="spellEnd"/>
+      <w:r>
+        <w:t xml:space="preserve"> </w:t>
+      </w:r>
+      <w:proofErr w:type="spellStart"/>
+      <w:r>
+        <w:t>generacija</w:t>
+      </w:r>
+      <w:proofErr w:type="spellEnd"/>
+      <w:r>
+        <w:t xml:space="preserve"> koji je </w:t>
+      </w:r>
+      <w:proofErr w:type="spellStart"/>
+      <w:r>
+        <w:t>zadat</w:t>
+      </w:r>
+      <w:proofErr w:type="spellEnd"/>
+      <w:r>
+        <w:t xml:space="preserve">. </w:t>
+      </w:r>
+      <w:r>
+        <w:t xml:space="preserve">Drugi </w:t>
+      </w:r>
+      <w:proofErr w:type="spellStart"/>
+      <w:r>
+        <w:t>kriterijum</w:t>
+      </w:r>
+      <w:proofErr w:type="spellEnd"/>
+      <w:r>
+        <w:t xml:space="preserve"> je </w:t>
+      </w:r>
+      <w:proofErr w:type="spellStart"/>
+      <w:r>
+        <w:t>ako</w:t>
+      </w:r>
+      <w:proofErr w:type="spellEnd"/>
+      <w:r>
+        <w:t xml:space="preserve"> </w:t>
+      </w:r>
+      <w:proofErr w:type="spellStart"/>
+      <w:r>
+        <w:t>nije</w:t>
+      </w:r>
+      <w:proofErr w:type="spellEnd"/>
+      <w:r>
+        <w:t xml:space="preserve"> do</w:t>
+      </w:r>
+      <w:r>
+        <w:rPr>
+          <w:lang w:val="sr-Latn-RS"/>
+        </w:rPr>
+        <w:t>šlo do napretka nakon X broja generacija</w:t>
       </w:r>
       <w:r>
         <w:t>.</w:t>
       </w:r>
+      <w:r>
+        <w:t xml:space="preserve"> </w:t>
+      </w:r>
     </w:p>
     <w:p/>
+    <w:p/>
+    <w:p>
+      <w:pPr>
+        <w:pStyle w:val="Heading2"/>
+        <w:numPr>
+          <w:ilvl w:val="1"/>
+          <w:numId w:val="2"/>
+        </w:numPr>
+      </w:pPr>
+      <w:proofErr w:type="spellStart"/>
+      <w:r>
+        <w:t>Kodiranje</w:t>
+      </w:r>
+      <w:proofErr w:type="spellEnd"/>
+      <w:r>
+        <w:t xml:space="preserve"> </w:t>
+      </w:r>
+      <w:proofErr w:type="spellStart"/>
+      <w:r>
+        <w:t>rešenja</w:t>
+      </w:r>
+      <w:proofErr w:type="spellEnd"/>
+    </w:p>
+    <w:p>
+      <w:pPr>
+        <w:ind w:firstLine="360"/>
+      </w:pPr>
+      <w:proofErr w:type="spellStart"/>
+      <w:r>
+        <w:t>Svaki</w:t>
+      </w:r>
+      <w:proofErr w:type="spellEnd"/>
+      <w:r>
+        <w:t xml:space="preserve"> </w:t>
+      </w:r>
+      <w:proofErr w:type="spellStart"/>
+      <w:r>
+        <w:t>hromozom</w:t>
+      </w:r>
+      <w:proofErr w:type="spellEnd"/>
+      <w:r>
+        <w:t xml:space="preserve"> je </w:t>
+      </w:r>
+      <w:proofErr w:type="spellStart"/>
+      <w:r>
+        <w:t>predstavljen</w:t>
+      </w:r>
+      <w:proofErr w:type="spellEnd"/>
+      <w:r>
+        <w:t xml:space="preserve"> </w:t>
+      </w:r>
+      <w:proofErr w:type="spellStart"/>
+      <w:r>
+        <w:t>kao</w:t>
+      </w:r>
+      <w:proofErr w:type="spellEnd"/>
+      <w:r>
+        <w:t xml:space="preserve"> </w:t>
+      </w:r>
+      <w:proofErr w:type="spellStart"/>
+      <w:r>
+        <w:t>niz</w:t>
+      </w:r>
+      <w:proofErr w:type="spellEnd"/>
+      <w:r>
+        <w:t xml:space="preserve"> </w:t>
+      </w:r>
+      <w:proofErr w:type="spellStart"/>
+      <w:r>
+        <w:t>karaktera</w:t>
+      </w:r>
+      <w:proofErr w:type="spellEnd"/>
+      <w:r>
+        <w:t xml:space="preserve"> koji </w:t>
+      </w:r>
+      <w:proofErr w:type="spellStart"/>
+      <w:r>
+        <w:t>predstavlja</w:t>
+      </w:r>
+      <w:proofErr w:type="spellEnd"/>
+      <w:r>
+        <w:t xml:space="preserve"> gen. </w:t>
+      </w:r>
+      <w:proofErr w:type="spellStart"/>
+      <w:r>
+        <w:t>Svaki</w:t>
+      </w:r>
+      <w:proofErr w:type="spellEnd"/>
+      <w:r>
+        <w:t xml:space="preserve"> gen </w:t>
+      </w:r>
+      <w:proofErr w:type="spellStart"/>
+      <w:r>
+        <w:t>predstavlja</w:t>
+      </w:r>
+      <w:proofErr w:type="spellEnd"/>
+      <w:r>
+        <w:t xml:space="preserve"> </w:t>
+      </w:r>
+      <w:proofErr w:type="spellStart"/>
+      <w:r>
+        <w:t>jedan</w:t>
+      </w:r>
+      <w:proofErr w:type="spellEnd"/>
+      <w:r>
+        <w:t xml:space="preserve"> </w:t>
+      </w:r>
+      <w:proofErr w:type="spellStart"/>
+      <w:r>
+        <w:t>predmet</w:t>
+      </w:r>
+      <w:proofErr w:type="spellEnd"/>
+      <w:r>
+        <w:t xml:space="preserve">, </w:t>
+      </w:r>
+      <w:proofErr w:type="spellStart"/>
+      <w:r>
+        <w:t>tj</w:t>
+      </w:r>
+      <w:proofErr w:type="spellEnd"/>
+      <w:r>
+        <w:t xml:space="preserve"> da li je on </w:t>
+      </w:r>
+      <w:proofErr w:type="spellStart"/>
+      <w:r>
+        <w:t>dodat</w:t>
+      </w:r>
+      <w:proofErr w:type="spellEnd"/>
+      <w:r>
+        <w:t xml:space="preserve"> </w:t>
+      </w:r>
+      <w:proofErr w:type="spellStart"/>
+      <w:r>
+        <w:t>ili</w:t>
+      </w:r>
+      <w:proofErr w:type="spellEnd"/>
+      <w:r>
+        <w:t xml:space="preserve"> ne u </w:t>
+      </w:r>
+      <w:proofErr w:type="spellStart"/>
+      <w:r>
+        <w:t>ranac</w:t>
+      </w:r>
+      <w:proofErr w:type="spellEnd"/>
+      <w:r>
+        <w:t xml:space="preserve">. Ako je </w:t>
+      </w:r>
+      <w:proofErr w:type="spellStart"/>
+      <w:r>
+        <w:t>dodat</w:t>
+      </w:r>
+      <w:proofErr w:type="spellEnd"/>
+      <w:r>
+        <w:t xml:space="preserve"> </w:t>
+      </w:r>
+      <w:proofErr w:type="spellStart"/>
+      <w:r>
+        <w:t>vrednost</w:t>
+      </w:r>
+      <w:proofErr w:type="spellEnd"/>
+      <w:r>
+        <w:t xml:space="preserve"> gena je 1, </w:t>
+      </w:r>
+      <w:proofErr w:type="spellStart"/>
+      <w:r>
+        <w:t>ali</w:t>
+      </w:r>
+      <w:proofErr w:type="spellEnd"/>
+      <w:r>
+        <w:t xml:space="preserve"> </w:t>
+      </w:r>
+      <w:proofErr w:type="spellStart"/>
+      <w:r>
+        <w:t>ako</w:t>
+      </w:r>
+      <w:proofErr w:type="spellEnd"/>
+      <w:r>
+        <w:t xml:space="preserve"> </w:t>
+      </w:r>
+      <w:proofErr w:type="spellStart"/>
+      <w:r>
+        <w:t>nije</w:t>
+      </w:r>
+      <w:proofErr w:type="spellEnd"/>
+      <w:r>
+        <w:t xml:space="preserve"> </w:t>
+      </w:r>
+      <w:proofErr w:type="spellStart"/>
+      <w:r>
+        <w:t>onda</w:t>
+      </w:r>
+      <w:proofErr w:type="spellEnd"/>
+      <w:r>
+        <w:t xml:space="preserve"> </w:t>
+      </w:r>
+      <w:proofErr w:type="spellStart"/>
+      <w:r>
+        <w:t>ima</w:t>
+      </w:r>
+      <w:proofErr w:type="spellEnd"/>
+      <w:r>
+        <w:t xml:space="preserve"> </w:t>
+      </w:r>
+      <w:proofErr w:type="spellStart"/>
+      <w:r>
+        <w:t>vrednost</w:t>
+      </w:r>
+      <w:proofErr w:type="spellEnd"/>
+      <w:r>
+        <w:t xml:space="preserve"> 0</w:t>
+      </w:r>
+    </w:p>
+    <w:p>
+      <w:pPr>
+        <w:ind w:firstLine="360"/>
+      </w:pPr>
+    </w:p>
+    <w:p>
+      <w:pPr>
+        <w:pStyle w:val="Heading2"/>
+        <w:numPr>
+          <w:ilvl w:val="1"/>
+          <w:numId w:val="2"/>
+        </w:numPr>
+      </w:pPr>
+      <w:proofErr w:type="spellStart"/>
+      <w:r>
+        <w:t>Inicijalizacija</w:t>
+      </w:r>
+      <w:proofErr w:type="spellEnd"/>
+      <w:r>
+        <w:t xml:space="preserve"> </w:t>
+      </w:r>
+      <w:proofErr w:type="spellStart"/>
+      <w:r>
+        <w:t>populacije</w:t>
+      </w:r>
+      <w:proofErr w:type="spellEnd"/>
+    </w:p>
+    <w:p/>
+    <w:p/>
+    <w:p>
+      <w:pPr>
+        <w:pStyle w:val="Heading2"/>
+        <w:numPr>
+          <w:ilvl w:val="1"/>
+          <w:numId w:val="2"/>
+        </w:numPr>
+      </w:pPr>
+      <w:proofErr w:type="spellStart"/>
+      <w:r>
+        <w:t>Evaluacija</w:t>
+      </w:r>
+      <w:proofErr w:type="spellEnd"/>
+    </w:p>
+    <w:p>
+      <w:pPr>
+        <w:pStyle w:val="Heading2"/>
+        <w:numPr>
+          <w:ilvl w:val="1"/>
+          <w:numId w:val="2"/>
+        </w:numPr>
+      </w:pPr>
+      <w:proofErr w:type="spellStart"/>
+      <w:r>
+        <w:t>Selekcija</w:t>
+      </w:r>
+      <w:proofErr w:type="spellEnd"/>
+      <w:r>
+        <w:t xml:space="preserve"> </w:t>
+      </w:r>
+      <w:proofErr w:type="spellStart"/>
+      <w:r>
+        <w:t>roditelja</w:t>
+      </w:r>
+      <w:proofErr w:type="spellEnd"/>
+    </w:p>
+    <w:p>
+      <w:pPr>
+        <w:pStyle w:val="Heading2"/>
+        <w:numPr>
+          <w:ilvl w:val="1"/>
+          <w:numId w:val="2"/>
+        </w:numPr>
+      </w:pPr>
+      <w:proofErr w:type="spellStart"/>
+      <w:r>
+        <w:t>Ukrštanje</w:t>
+      </w:r>
+      <w:proofErr w:type="spellEnd"/>
+    </w:p>
+    <w:p>
+      <w:pPr>
+        <w:pStyle w:val="Heading2"/>
+        <w:numPr>
+          <w:ilvl w:val="1"/>
+          <w:numId w:val="2"/>
+        </w:numPr>
+      </w:pPr>
+      <w:proofErr w:type="spellStart"/>
+      <w:r>
+        <w:t>Mutacija</w:t>
+      </w:r>
+      <w:proofErr w:type="spellEnd"/>
+    </w:p>
+    <w:p>
+      <w:pPr>
+        <w:pStyle w:val="Heading2"/>
+        <w:numPr>
+          <w:ilvl w:val="1"/>
+          <w:numId w:val="2"/>
+        </w:numPr>
+      </w:pPr>
+      <w:proofErr w:type="spellStart"/>
+      <w:r>
+        <w:t>Zamena</w:t>
+      </w:r>
+      <w:proofErr w:type="spellEnd"/>
+      <w:r>
+        <w:t xml:space="preserve"> </w:t>
+      </w:r>
+      <w:proofErr w:type="spellStart"/>
+      <w:r>
+        <w:t>generacije</w:t>
+      </w:r>
+      <w:proofErr w:type="spellEnd"/>
+      <w:r>
+        <w:t xml:space="preserve"> </w:t>
+      </w:r>
+    </w:p>
+    <w:p/>
     <w:p>
       <w:r>
         <w:br w:type="page"/>
@@ -961,20 +3831,28 @@
     <w:p>
       <w:pPr>
         <w:pStyle w:val="Heading1"/>
-      </w:pPr>
+        <w:numPr>
+          <w:ilvl w:val="0"/>
+          <w:numId w:val="2"/>
+        </w:numPr>
+      </w:pPr>
+      <w:proofErr w:type="spellStart"/>
       <w:r>
         <w:lastRenderedPageBreak/>
         <w:t>Zaklju</w:t>
       </w:r>
+      <w:proofErr w:type="spellEnd"/>
       <w:r>
         <w:rPr>
           <w:lang w:val="sr-Latn-RS"/>
         </w:rPr>
         <w:t>č</w:t>
       </w:r>
+      <w:proofErr w:type="spellStart"/>
       <w:r>
         <w:t>ak</w:t>
       </w:r>
+      <w:proofErr w:type="spellEnd"/>
     </w:p>
     <w:sectPr>
       <w:pgSz w:w="11906" w:h="16838"/>
@@ -1040,6 +3918,127 @@
 <file path=word/numbering.xml><?xml version="1.0" encoding="utf-8"?>
 <w:numbering xmlns:wpc="http://schemas.microsoft.com/office/word/2010/wordprocessingCanvas" xmlns:cx="http://schemas.microsoft.com/office/drawing/2014/chartex" xmlns:cx1="http://schemas.microsoft.com/office/drawing/2015/9/8/chartex" xmlns:cx2="http://schemas.microsoft.com/office/drawing/2015/10/21/chartex" xmlns:cx3="http://schemas.microsoft.com/office/drawing/2016/5/9/chartex" xmlns:cx4="http://schemas.microsoft.com/office/drawing/2016/5/10/chartex" xmlns:cx5="http://schemas.microsoft.com/office/drawing/2016/5/11/chartex" xmlns:cx6="http://schemas.microsoft.com/office/drawing/2016/5/12/chartex" xmlns:cx7="http://schemas.microsoft.com/office/drawing/2016/5/13/chartex" xmlns:cx8="http://schemas.microsoft.com/office/drawing/2016/5/14/chartex" xmlns:mc="http://schemas.openxmlformats.org/markup-compatibility/2006" xmlns:aink="http://schemas.microsoft.com/office/drawing/2016/ink" xmlns:am3d="http://schemas.microsoft.com/office/drawing/2017/model3d" xmlns:o="urn:schemas-microsoft-com:office:office" xmlns:oel="http://schemas.microsoft.com/office/2019/extlst" xmlns:r="http://schemas.openxmlformats.org/officeDocument/2006/relationships" xmlns:m="http://schemas.openxmlformats.org/officeDocument/2006/math" xmlns:v="urn:schemas-microsoft-com:vml" xmlns:wp14="http://schemas.microsoft.com/office/word/2010/wordprocessingDrawing" xmlns:wp="http://schemas.openxmlformats.org/drawingml/2006/wordprocessingDrawing" xmlns:w10="urn:schemas-microsoft-com:office:word" xmlns:w="http://schemas.openxmlformats.org/wordprocessingml/2006/main" xmlns:w14="http://schemas.microsoft.com/office/word/2010/wordml" xmlns:w15="http://schemas.microsoft.com/office/word/2012/wordml" xmlns:w16cex="http://schemas.microsoft.com/office/word/2018/wordml/cex" xmlns:w16cid="http://schemas.microsoft.com/office/word/2016/wordml/cid" xmlns:w16="http://schemas.microsoft.com/office/word/2018/wordml" xmlns:w16du="http://schemas.microsoft.com/office/word/2023/wordml/word16du" xmlns:w16sdtdh="http://schemas.microsoft.com/office/word/2020/wordml/sdtdatahash" xmlns:w16sdtfl="http://schemas.microsoft.com/office/word/2024/wordml/sdtformatlock" xmlns:w16se="http://schemas.microsoft.com/office/word/2015/wordml/symex" xmlns:wpg="http://schemas.microsoft.com/office/word/2010/wordprocessingGroup" xmlns:wpi="http://schemas.microsoft.com/office/word/2010/wordprocessingInk" xmlns:wne="http://schemas.microsoft.com/office/word/2006/wordml" xmlns:wps="http://schemas.microsoft.com/office/word/2010/wordprocessingShape" mc:Ignorable="w14 w15 w16se w16cid w16 w16cex w16sdtdh w16sdtfl w16du wp14">
   <w:abstractNum w:abstractNumId="0" w15:restartNumberingAfterBreak="0">
+    <w:nsid w:val="0305789C"/>
+    <w:multiLevelType w:val="multilevel"/>
+    <w:tmpl w:val="7C38FA08"/>
+    <w:lvl w:ilvl="0">
+      <w:start w:val="1"/>
+      <w:numFmt w:val="decimal"/>
+      <w:lvlText w:val="%1."/>
+      <w:lvlJc w:val="left"/>
+      <w:pPr>
+        <w:ind w:left="720" w:hanging="360"/>
+      </w:pPr>
+      <w:rPr>
+        <w:rFonts w:hint="default"/>
+      </w:rPr>
+    </w:lvl>
+    <w:lvl w:ilvl="1">
+      <w:start w:val="1"/>
+      <w:numFmt w:val="decimal"/>
+      <w:isLgl/>
+      <w:lvlText w:val="%1.%2"/>
+      <w:lvlJc w:val="left"/>
+      <w:pPr>
+        <w:ind w:left="750" w:hanging="390"/>
+      </w:pPr>
+      <w:rPr>
+        <w:rFonts w:hint="default"/>
+      </w:rPr>
+    </w:lvl>
+    <w:lvl w:ilvl="2">
+      <w:start w:val="1"/>
+      <w:numFmt w:val="decimal"/>
+      <w:isLgl/>
+      <w:lvlText w:val="%1.%2.%3"/>
+      <w:lvlJc w:val="left"/>
+      <w:pPr>
+        <w:ind w:left="1080" w:hanging="720"/>
+      </w:pPr>
+      <w:rPr>
+        <w:rFonts w:hint="default"/>
+      </w:rPr>
+    </w:lvl>
+    <w:lvl w:ilvl="3">
+      <w:start w:val="1"/>
+      <w:numFmt w:val="decimal"/>
+      <w:isLgl/>
+      <w:lvlText w:val="%1.%2.%3.%4"/>
+      <w:lvlJc w:val="left"/>
+      <w:pPr>
+        <w:ind w:left="1080" w:hanging="720"/>
+      </w:pPr>
+      <w:rPr>
+        <w:rFonts w:hint="default"/>
+      </w:rPr>
+    </w:lvl>
+    <w:lvl w:ilvl="4">
+      <w:start w:val="1"/>
+      <w:numFmt w:val="decimal"/>
+      <w:isLgl/>
+      <w:lvlText w:val="%1.%2.%3.%4.%5"/>
+      <w:lvlJc w:val="left"/>
+      <w:pPr>
+        <w:ind w:left="1440" w:hanging="1080"/>
+      </w:pPr>
+      <w:rPr>
+        <w:rFonts w:hint="default"/>
+      </w:rPr>
+    </w:lvl>
+    <w:lvl w:ilvl="5">
+      <w:start w:val="1"/>
+      <w:numFmt w:val="decimal"/>
+      <w:isLgl/>
+      <w:lvlText w:val="%1.%2.%3.%4.%5.%6"/>
+      <w:lvlJc w:val="left"/>
+      <w:pPr>
+        <w:ind w:left="1800" w:hanging="1440"/>
+      </w:pPr>
+      <w:rPr>
+        <w:rFonts w:hint="default"/>
+      </w:rPr>
+    </w:lvl>
+    <w:lvl w:ilvl="6">
+      <w:start w:val="1"/>
+      <w:numFmt w:val="decimal"/>
+      <w:isLgl/>
+      <w:lvlText w:val="%1.%2.%3.%4.%5.%6.%7"/>
+      <w:lvlJc w:val="left"/>
+      <w:pPr>
+        <w:ind w:left="1800" w:hanging="1440"/>
+      </w:pPr>
+      <w:rPr>
+        <w:rFonts w:hint="default"/>
+      </w:rPr>
+    </w:lvl>
+    <w:lvl w:ilvl="7">
+      <w:start w:val="1"/>
+      <w:numFmt w:val="decimal"/>
+      <w:isLgl/>
+      <w:lvlText w:val="%1.%2.%3.%4.%5.%6.%7.%8"/>
+      <w:lvlJc w:val="left"/>
+      <w:pPr>
+        <w:ind w:left="2160" w:hanging="1800"/>
+      </w:pPr>
+      <w:rPr>
+        <w:rFonts w:hint="default"/>
+      </w:rPr>
+    </w:lvl>
+    <w:lvl w:ilvl="8">
+      <w:start w:val="1"/>
+      <w:numFmt w:val="decimal"/>
+      <w:isLgl/>
+      <w:lvlText w:val="%1.%2.%3.%4.%5.%6.%7.%8.%9"/>
+      <w:lvlJc w:val="left"/>
+      <w:pPr>
+        <w:ind w:left="2160" w:hanging="1800"/>
+      </w:pPr>
+      <w:rPr>
+        <w:rFonts w:hint="default"/>
+      </w:rPr>
+    </w:lvl>
+  </w:abstractNum>
+  <w:abstractNum w:abstractNumId="1" w15:restartNumberingAfterBreak="0">
     <w:nsid w:val="2FE6347C"/>
     <w:multiLevelType w:val="hybridMultilevel"/>
     <w:tmpl w:val="520054F6"/>
@@ -1126,6 +4125,9 @@
     </w:lvl>
   </w:abstractNum>
   <w:num w:numId="1" w16cid:durableId="517238975">
+    <w:abstractNumId w:val="1"/>
+  </w:num>
+  <w:num w:numId="2" w16cid:durableId="1743478861">
     <w:abstractNumId w:val="0"/>
   </w:num>
 </w:numbering>
@@ -1569,7 +4571,7 @@
     <w:uiPriority w:val="9"/>
     <w:unhideWhenUsed/>
     <w:qFormat/>
-    <w:rsid w:val="002E237C"/>
+    <w:rsid w:val="00423B50"/>
     <w:pPr>
       <w:keepNext/>
       <w:keepLines/>
@@ -1579,7 +4581,7 @@
     <w:rPr>
       <w:rFonts w:eastAsiaTheme="majorEastAsia" w:cstheme="majorBidi"/>
       <w:color w:val="000000" w:themeColor="text1"/>
-      <w:sz w:val="32"/>
+      <w:sz w:val="36"/>
       <w:szCs w:val="32"/>
     </w:rPr>
   </w:style>
@@ -1783,11 +4785,11 @@
     <w:basedOn w:val="DefaultParagraphFont"/>
     <w:link w:val="Heading2"/>
     <w:uiPriority w:val="9"/>
-    <w:rsid w:val="002E237C"/>
+    <w:rsid w:val="00423B50"/>
     <w:rPr>
       <w:rFonts w:ascii="Times New Roman" w:eastAsiaTheme="majorEastAsia" w:hAnsi="Times New Roman" w:cstheme="majorBidi"/>
       <w:color w:val="000000" w:themeColor="text1"/>
-      <w:sz w:val="32"/>
+      <w:sz w:val="36"/>
       <w:szCs w:val="32"/>
     </w:rPr>
   </w:style>
